--- a/data/Структура (РПД).docx
+++ b/data/Структура (РПД).docx
@@ -2249,6 +2249,317 @@
           </w:p>
         </w:tc>
       </w:tr>
+      <w:tr>
+        <w:trPr>
+          <w:jc w:val="center"/>
+        </w:trPr>
+        <w:tc>
+          <w:tcPr>
+            <w:tcW w:w="2123" w:type="dxa"/>
+            <w:tcMar>
+              <w:top w:w="70" w:type="dxa"/>
+              <w:left w:w="80" w:type="dxa"/>
+              <w:bottom w:w="70" w:type="dxa"/>
+              <w:right w:w="80" w:type="dxa"/>
+            </w:tcMar>
+          </w:tcPr>
+          <w:p>
+            <w:pPr>
+              <w:rPr>
+                <w:rFonts w:ascii="Times New Roman" w:hAnsi="Times New Roman" w:cs="Times New Roman"/>
+                <w:sz w:val="18"/>
+                <w:szCs w:val="18"/>
+              </w:rPr>
+            </w:pPr>
+            <w:r>
+              <w:rPr>
+                <w:rFonts w:ascii="Times New Roman" w:hAnsi="Times New Roman" w:cs="Times New Roman"/>
+                <w:sz w:val="18"/>
+                <w:szCs w:val="18"/>
+              </w:rPr>
+              <w:t>7.1. Инженерная работа с ИИ-ассистентами и coding agents</w:t>
+            </w:r>
+          </w:p>
+        </w:tc>
+        <w:tc>
+          <w:tcPr>
+            <w:tcW w:w="7099" w:type="dxa"/>
+            <w:tcMar>
+              <w:top w:w="70" w:type="dxa"/>
+              <w:left w:w="80" w:type="dxa"/>
+              <w:bottom w:w="70" w:type="dxa"/>
+              <w:right w:w="80" w:type="dxa"/>
+            </w:tcMar>
+          </w:tcPr>
+          <w:p>
+            <w:pPr>
+              <w:rPr>
+                <w:rFonts w:ascii="Times New Roman" w:hAnsi="Times New Roman" w:cs="Times New Roman"/>
+                <w:sz w:val="18"/>
+                <w:szCs w:val="18"/>
+              </w:rPr>
+            </w:pPr>
+            <w:r>
+              <w:rPr>
+                <w:rFonts w:ascii="Times New Roman" w:hAnsi="Times New Roman" w:cs="Times New Roman"/>
+                <w:sz w:val="18"/>
+                <w:szCs w:val="18"/>
+              </w:rPr>
+              <w:t>- Различия обычного чата и coding agent: доступ к репозиторию, поиск контекста, изменение файлов и выполнение разрешённых команд.</w:t>
+            </w:r>
+          </w:p>
+          <w:p>
+            <w:pPr>
+              <w:rPr>
+                <w:rFonts w:ascii="Times New Roman" w:hAnsi="Times New Roman" w:cs="Times New Roman"/>
+                <w:sz w:val="18"/>
+                <w:szCs w:val="18"/>
+              </w:rPr>
+            </w:pPr>
+            <w:r>
+              <w:rPr>
+                <w:rFonts w:ascii="Times New Roman" w:hAnsi="Times New Roman" w:cs="Times New Roman"/>
+                <w:sz w:val="18"/>
+                <w:szCs w:val="18"/>
+              </w:rPr>
+              <w:t>- Проверяемая постановка задачи: цель, фактический контекст, входные данные, ограничения, формат результата, критерии приёмки и способ проверки.</w:t>
+            </w:r>
+          </w:p>
+          <w:p>
+            <w:pPr>
+              <w:rPr>
+                <w:rFonts w:ascii="Times New Roman" w:hAnsi="Times New Roman" w:cs="Times New Roman"/>
+                <w:sz w:val="18"/>
+                <w:szCs w:val="18"/>
+              </w:rPr>
+            </w:pPr>
+            <w:r>
+              <w:rPr>
+                <w:rFonts w:ascii="Times New Roman" w:hAnsi="Times New Roman" w:cs="Times New Roman"/>
+                <w:sz w:val="18"/>
+                <w:szCs w:val="18"/>
+              </w:rPr>
+              <w:t>- Контекст репозитория и AGENTS.md; область изменений, команды сборки и тестов, правила безопасности.</w:t>
+            </w:r>
+          </w:p>
+          <w:p>
+            <w:pPr>
+              <w:rPr>
+                <w:rFonts w:ascii="Times New Roman" w:hAnsi="Times New Roman" w:cs="Times New Roman"/>
+                <w:sz w:val="18"/>
+                <w:szCs w:val="18"/>
+              </w:rPr>
+            </w:pPr>
+            <w:r>
+              <w:rPr>
+                <w:rFonts w:ascii="Times New Roman" w:hAnsi="Times New Roman" w:cs="Times New Roman"/>
+                <w:sz w:val="18"/>
+                <w:szCs w:val="18"/>
+              </w:rPr>
+              <w:t>- Цикл работы: план → изменение → запуск → анализ → исправление; передача следующему этапу только проверенного результата.</w:t>
+            </w:r>
+          </w:p>
+          <w:p>
+            <w:pPr>
+              <w:rPr>
+                <w:rFonts w:ascii="Times New Roman" w:hAnsi="Times New Roman" w:cs="Times New Roman"/>
+                <w:sz w:val="18"/>
+                <w:szCs w:val="18"/>
+              </w:rPr>
+            </w:pPr>
+            <w:r>
+              <w:rPr>
+                <w:rFonts w:ascii="Times New Roman" w:hAnsi="Times New Roman" w:cs="Times New Roman"/>
+                <w:sz w:val="18"/>
+                <w:szCs w:val="18"/>
+              </w:rPr>
+              <w:t>- Инструменты и разрешения, локальные модели, MCP-серверы и агентные оболочки.</w:t>
+            </w:r>
+          </w:p>
+          <w:p>
+            <w:pPr>
+              <w:rPr>
+                <w:rFonts w:ascii="Times New Roman" w:hAnsi="Times New Roman" w:cs="Times New Roman"/>
+                <w:sz w:val="18"/>
+                <w:szCs w:val="18"/>
+              </w:rPr>
+            </w:pPr>
+            <w:r>
+              <w:rPr>
+                <w:rFonts w:ascii="Times New Roman" w:hAnsi="Times New Roman" w:cs="Times New Roman"/>
+                <w:sz w:val="18"/>
+                <w:szCs w:val="18"/>
+              </w:rPr>
+              <w:t>- Проверка git diff, тестов, зависимостей и журналов; защита секретов и персональных данных.</w:t>
+            </w:r>
+          </w:p>
+          <w:p>
+            <w:pPr>
+              <w:rPr>
+                <w:rFonts w:ascii="Times New Roman" w:hAnsi="Times New Roman" w:cs="Times New Roman"/>
+                <w:sz w:val="18"/>
+                <w:szCs w:val="18"/>
+              </w:rPr>
+            </w:pPr>
+            <w:r>
+              <w:rPr>
+                <w:rFonts w:ascii="Times New Roman" w:hAnsi="Times New Roman" w:cs="Times New Roman"/>
+                <w:sz w:val="18"/>
+                <w:szCs w:val="18"/>
+              </w:rPr>
+              <w:t>- Ограничения генеративных моделей: неверные предположения, устаревшие сведения, небезопасный и некомпилируемый код.</w:t>
+            </w:r>
+          </w:p>
+        </w:tc>
+        <w:tc>
+          <w:tcPr>
+            <w:tcW w:w="1104" w:type="dxa"/>
+            <w:tcMar>
+              <w:top w:w="70" w:type="dxa"/>
+              <w:left w:w="80" w:type="dxa"/>
+              <w:bottom w:w="70" w:type="dxa"/>
+              <w:right w:w="80" w:type="dxa"/>
+            </w:tcMar>
+          </w:tcPr>
+          <w:p>
+            <w:pPr>
+              <w:jc w:val="center"/>
+              <w:rPr>
+                <w:rFonts w:ascii="Times New Roman" w:hAnsi="Times New Roman" w:cs="Times New Roman"/>
+                <w:sz w:val="18"/>
+                <w:szCs w:val="18"/>
+              </w:rPr>
+            </w:pPr>
+            <w:r>
+              <w:rPr>
+                <w:rFonts w:ascii="Times New Roman" w:hAnsi="Times New Roman" w:cs="Times New Roman"/>
+                <w:sz w:val="18"/>
+                <w:szCs w:val="18"/>
+              </w:rPr>
+              <w:t>Л</w:t>
+            </w:r>
+          </w:p>
+        </w:tc>
+        <w:tc>
+          <w:tcPr>
+            <w:tcW w:w="864" w:type="dxa"/>
+            <w:tcMar>
+              <w:top w:w="70" w:type="dxa"/>
+              <w:left w:w="80" w:type="dxa"/>
+              <w:bottom w:w="70" w:type="dxa"/>
+              <w:right w:w="80" w:type="dxa"/>
+            </w:tcMar>
+          </w:tcPr>
+          <w:p>
+            <w:pPr>
+              <w:jc w:val="center"/>
+              <w:rPr>
+                <w:rFonts w:ascii="Times New Roman" w:hAnsi="Times New Roman" w:cs="Times New Roman"/>
+                <w:sz w:val="18"/>
+                <w:szCs w:val="18"/>
+              </w:rPr>
+            </w:pPr>
+            <w:r>
+              <w:rPr>
+                <w:rFonts w:ascii="Times New Roman" w:hAnsi="Times New Roman" w:cs="Times New Roman"/>
+                <w:sz w:val="18"/>
+                <w:szCs w:val="18"/>
+              </w:rPr>
+              <w:t>2</w:t>
+            </w:r>
+          </w:p>
+        </w:tc>
+        <w:tc>
+          <w:tcPr>
+            <w:tcW w:w="1443" w:type="dxa"/>
+            <w:tcMar>
+              <w:top w:w="70" w:type="dxa"/>
+              <w:left w:w="80" w:type="dxa"/>
+              <w:bottom w:w="70" w:type="dxa"/>
+              <w:right w:w="80" w:type="dxa"/>
+            </w:tcMar>
+            <w:vAlign w:val="center"/>
+          </w:tcPr>
+          <w:p>
+            <w:pPr>
+              <w:jc w:val="center"/>
+              <w:rPr>
+                <w:rFonts w:ascii="Times New Roman" w:eastAsia="Times New Roman" w:hAnsi="Times New Roman"/>
+                <w:color w:val="1F2937"/>
+                <w:sz w:val="18"/>
+              </w:rPr>
+            </w:pPr>
+            <w:r>
+              <w:rPr>
+                <w:rFonts w:ascii="Times New Roman" w:eastAsia="Times New Roman" w:hAnsi="Times New Roman"/>
+                <w:color w:val="1F2937"/>
+                <w:sz w:val="18"/>
+              </w:rPr>
+              <w:t>LLM-5</w:t>
+            </w:r>
+          </w:p>
+        </w:tc>
+        <w:tc>
+          <w:tcPr>
+            <w:tcW w:w="1228" w:type="dxa"/>
+            <w:tcMar>
+              <w:top w:w="70" w:type="dxa"/>
+              <w:left w:w="80" w:type="dxa"/>
+              <w:bottom w:w="70" w:type="dxa"/>
+              <w:right w:w="80" w:type="dxa"/>
+            </w:tcMar>
+            <w:vAlign w:val="center"/>
+          </w:tcPr>
+          <w:p>
+            <w:pPr>
+              <w:jc w:val="center"/>
+              <w:rPr>
+                <w:rFonts w:ascii="Times New Roman" w:eastAsia="Times New Roman" w:hAnsi="Times New Roman"/>
+                <w:color w:val="1F2937"/>
+                <w:sz w:val="18"/>
+              </w:rPr>
+            </w:pPr>
+            <w:r>
+              <w:rPr>
+                <w:rFonts w:ascii="Times New Roman" w:eastAsia="Times New Roman" w:hAnsi="Times New Roman"/>
+                <w:color w:val="1F2937"/>
+                <w:sz w:val="18"/>
+              </w:rPr>
+              <w:t>LLM-5.1</w:t>
+            </w:r>
+          </w:p>
+        </w:tc>
+        <w:tc>
+          <w:tcPr>
+            <w:tcW w:w="992" w:type="dxa"/>
+            <w:tcMar>
+              <w:top w:w="70" w:type="dxa"/>
+              <w:left w:w="80" w:type="dxa"/>
+              <w:bottom w:w="70" w:type="dxa"/>
+              <w:right w:w="80" w:type="dxa"/>
+            </w:tcMar>
+            <w:vAlign w:val="center"/>
+          </w:tcPr>
+          <w:p>
+            <w:pPr>
+              <w:jc w:val="center"/>
+              <w:rPr>
+                <w:rFonts w:ascii="Times New Roman" w:hAnsi="Times New Roman" w:cs="Times New Roman"/>
+                <w:sz w:val="18"/>
+                <w:szCs w:val="18"/>
+              </w:rPr>
+            </w:pPr>
+            <w:r>
+              <w:rPr>
+                <w:rFonts w:ascii="Times New Roman" w:hAnsi="Times New Roman" w:cs="Times New Roman"/>
+                <w:sz w:val="18"/>
+                <w:szCs w:val="18"/>
+              </w:rPr>
+              <w:t>Б</w:t>
+            </w:r>
+          </w:p>
+        </w:tc>
+      </w:tr>
       <w:bookmarkEnd w:id="0"/>
       <w:tr>
         <w:trPr>
@@ -3345,6 +3656,7 @@
                 <w:color w:val="000000"/>
                 <w:sz w:val="18"/>
               </w:rPr>
+              <w:lastRenderedPageBreak/>
               <w:t>6. Работа с ИИ: после самостоятельной реализации конструкторов и методов с помощью ИИ-ассистента подготовить Javadoc и примеры использования перегруженных конструкторов. Проверить соответствие документации фактическому поведению кода.</w:t>
             </w:r>
           </w:p>
@@ -3374,6 +3686,7 @@
                 <w:sz w:val="18"/>
                 <w:szCs w:val="18"/>
               </w:rPr>
+              <w:lastRenderedPageBreak/>
               <w:t>П</w:t>
             </w:r>
           </w:p>
@@ -4004,7 +4317,6 @@
                 <w:sz w:val="18"/>
                 <w:szCs w:val="18"/>
               </w:rPr>
-              <w:lastRenderedPageBreak/>
               <w:t>1.5. Наследование и полиморфизм</w:t>
             </w:r>
           </w:p>
@@ -5539,6 +5851,7 @@
                 <w:sz w:val="18"/>
                 <w:szCs w:val="18"/>
               </w:rPr>
+              <w:lastRenderedPageBreak/>
               <w:t xml:space="preserve">2.2. Коллекции: List, </w:t>
             </w:r>
             <w:proofErr w:type="spellStart"/>
@@ -5832,15 +6145,13 @@
                 <w:rFonts w:ascii="Times New Roman" w:hAnsi="Times New Roman" w:cs="Times New Roman"/>
                 <w:sz w:val="18"/>
                 <w:szCs w:val="18"/>
-                <w:lang w:val="en-US"/>
-              </w:rPr>
-            </w:pPr>
-            <w:r>
-              <w:rPr>
-                <w:rFonts w:ascii="Times New Roman" w:hAnsi="Times New Roman" w:cs="Times New Roman"/>
-                <w:sz w:val="18"/>
-                <w:szCs w:val="18"/>
-                <w:lang w:val="en-US"/>
+              </w:rPr>
+            </w:pPr>
+            <w:r>
+              <w:rPr>
+                <w:rFonts w:ascii="Times New Roman" w:hAnsi="Times New Roman" w:cs="Times New Roman"/>
+                <w:sz w:val="18"/>
+                <w:szCs w:val="18"/>
               </w:rPr>
               <w:t xml:space="preserve">4. </w:t>
             </w:r>
@@ -5857,7 +6168,6 @@
                 <w:rFonts w:ascii="Times New Roman" w:hAnsi="Times New Roman" w:cs="Times New Roman"/>
                 <w:sz w:val="18"/>
                 <w:szCs w:val="18"/>
-                <w:lang w:val="en-US"/>
               </w:rPr>
               <w:t xml:space="preserve"> </w:t>
             </w:r>
@@ -5875,7 +6185,6 @@
                 <w:rFonts w:ascii="Times New Roman" w:hAnsi="Times New Roman" w:cs="Times New Roman"/>
                 <w:sz w:val="18"/>
                 <w:szCs w:val="18"/>
-                <w:lang w:val="en-US"/>
               </w:rPr>
               <w:t xml:space="preserve"> </w:t>
             </w:r>
@@ -5893,7 +6202,6 @@
                 <w:rFonts w:ascii="Times New Roman" w:hAnsi="Times New Roman" w:cs="Times New Roman"/>
                 <w:sz w:val="18"/>
                 <w:szCs w:val="18"/>
-                <w:lang w:val="en-US"/>
               </w:rPr>
               <w:t xml:space="preserve">: </w:t>
             </w:r>
@@ -5912,7 +6220,6 @@
                 <w:rFonts w:ascii="Times New Roman" w:hAnsi="Times New Roman" w:cs="Times New Roman"/>
                 <w:sz w:val="18"/>
                 <w:szCs w:val="18"/>
-                <w:lang w:val="en-US"/>
               </w:rPr>
               <w:t>(</w:t>
             </w:r>
@@ -5922,7 +6229,6 @@
                 <w:rFonts w:ascii="Times New Roman" w:hAnsi="Times New Roman" w:cs="Times New Roman"/>
                 <w:sz w:val="18"/>
                 <w:szCs w:val="18"/>
-                <w:lang w:val="en-US"/>
               </w:rPr>
               <w:t xml:space="preserve">), </w:t>
             </w:r>
@@ -5941,7 +6247,6 @@
                 <w:rFonts w:ascii="Times New Roman" w:hAnsi="Times New Roman" w:cs="Times New Roman"/>
                 <w:sz w:val="18"/>
                 <w:szCs w:val="18"/>
-                <w:lang w:val="en-US"/>
               </w:rPr>
               <w:t>(</w:t>
             </w:r>
@@ -5951,7 +6256,6 @@
                 <w:rFonts w:ascii="Times New Roman" w:hAnsi="Times New Roman" w:cs="Times New Roman"/>
                 <w:sz w:val="18"/>
                 <w:szCs w:val="18"/>
-                <w:lang w:val="en-US"/>
               </w:rPr>
               <w:t xml:space="preserve">), </w:t>
             </w:r>
@@ -5970,11 +6274,9 @@
                 <w:rFonts w:ascii="Times New Roman" w:hAnsi="Times New Roman" w:cs="Times New Roman"/>
                 <w:sz w:val="18"/>
                 <w:szCs w:val="18"/>
-                <w:lang w:val="en-US"/>
               </w:rPr>
               <w:t>(</w:t>
             </w:r>
-            <w:proofErr w:type="spellStart"/>
             <w:proofErr w:type="gramEnd"/>
             <w:r>
               <w:rPr>
@@ -5990,10 +6292,10 @@
                 <w:rFonts w:ascii="Times New Roman" w:hAnsi="Times New Roman" w:cs="Times New Roman"/>
                 <w:sz w:val="18"/>
                 <w:szCs w:val="18"/>
-                <w:lang w:val="en-US"/>
               </w:rPr>
               <w:t>.</w:t>
             </w:r>
+            <w:proofErr w:type="spellStart"/>
             <w:r>
               <w:rPr>
                 <w:rFonts w:ascii="Times New Roman" w:hAnsi="Times New Roman" w:cs="Times New Roman"/>
@@ -6009,7 +6311,6 @@
                 <w:rFonts w:ascii="Times New Roman" w:hAnsi="Times New Roman" w:cs="Times New Roman"/>
                 <w:sz w:val="18"/>
                 <w:szCs w:val="18"/>
-                <w:lang w:val="en-US"/>
               </w:rPr>
               <w:t xml:space="preserve">(...)), </w:t>
             </w:r>
@@ -6028,7 +6329,6 @@
                 <w:rFonts w:ascii="Times New Roman" w:hAnsi="Times New Roman" w:cs="Times New Roman"/>
                 <w:sz w:val="18"/>
                 <w:szCs w:val="18"/>
-                <w:lang w:val="en-US"/>
               </w:rPr>
               <w:t>(</w:t>
             </w:r>
@@ -6038,7 +6338,6 @@
                 <w:rFonts w:ascii="Times New Roman" w:hAnsi="Times New Roman" w:cs="Times New Roman"/>
                 <w:sz w:val="18"/>
                 <w:szCs w:val="18"/>
-                <w:lang w:val="en-US"/>
               </w:rPr>
               <w:t>).</w:t>
             </w:r>
@@ -6337,7 +6636,6 @@
                 <w:sz w:val="18"/>
                 <w:szCs w:val="18"/>
               </w:rPr>
-              <w:lastRenderedPageBreak/>
               <w:t xml:space="preserve">2.3. </w:t>
             </w:r>
             <w:proofErr w:type="spellStart"/>
@@ -7658,6 +7956,7 @@
                 <w:color w:val="000000"/>
                 <w:sz w:val="18"/>
               </w:rPr>
+              <w:lastRenderedPageBreak/>
               <w:t>6. Работа с ИИ: после самостоятельной реализации исключений и валидации с помощью ИИ сгенерировать JUnit-тесты для корректных, граничных и ошибочных входных данных. Запустить тесты, проверить их корректность и исправить ошибочные предположения ИИ.</w:t>
             </w:r>
           </w:p>
@@ -7687,6 +7986,7 @@
                 <w:sz w:val="18"/>
                 <w:szCs w:val="18"/>
               </w:rPr>
+              <w:lastRenderedPageBreak/>
               <w:t>П</w:t>
             </w:r>
           </w:p>
@@ -8956,7 +9256,6 @@
                 <w:sz w:val="18"/>
                 <w:szCs w:val="18"/>
               </w:rPr>
-              <w:lastRenderedPageBreak/>
               <w:t>- Кодировки</w:t>
             </w:r>
           </w:p>
@@ -8986,7 +9285,6 @@
                 <w:sz w:val="18"/>
                 <w:szCs w:val="18"/>
               </w:rPr>
-              <w:lastRenderedPageBreak/>
               <w:t>Л</w:t>
             </w:r>
           </w:p>
@@ -10026,6 +10324,7 @@
                 <w:sz w:val="18"/>
                 <w:szCs w:val="18"/>
               </w:rPr>
+              <w:lastRenderedPageBreak/>
               <w:t xml:space="preserve">4. Реализовать конвертер: на вход — books.csv, на выход — </w:t>
             </w:r>
             <w:proofErr w:type="spellStart"/>
@@ -10248,6 +10547,7 @@
                 <w:sz w:val="18"/>
                 <w:szCs w:val="18"/>
               </w:rPr>
+              <w:lastRenderedPageBreak/>
               <w:t>П</w:t>
             </w:r>
           </w:p>
@@ -10883,7 +11183,6 @@
                 <w:szCs w:val="18"/>
                 <w:lang w:val="en-US"/>
               </w:rPr>
-              <w:lastRenderedPageBreak/>
               <w:t xml:space="preserve">- </w:t>
             </w:r>
             <w:r>
@@ -11379,7 +11678,6 @@
                 <w:sz w:val="18"/>
                 <w:szCs w:val="18"/>
               </w:rPr>
-              <w:lastRenderedPageBreak/>
               <w:t>Л</w:t>
             </w:r>
           </w:p>
@@ -11939,6 +12237,7 @@
                 <w:color w:val="000000"/>
                 <w:sz w:val="18"/>
               </w:rPr>
+              <w:lastRenderedPageBreak/>
               <w:t>7. Работа с ИИ: после самостоятельной реализации вариантов с synchronized и ReentrantLock с помощью ИИ разработать стресс-тест для выявления гонок данных. Запустить его и сопоставить результаты для несинхронизированной и синхронизированных версий.</w:t>
             </w:r>
           </w:p>
@@ -11968,6 +12267,7 @@
                 <w:sz w:val="18"/>
                 <w:szCs w:val="18"/>
               </w:rPr>
+              <w:lastRenderedPageBreak/>
               <w:t>П</w:t>
             </w:r>
           </w:p>
@@ -12408,16 +12708,7 @@
                 <w:color w:val="000000"/>
                 <w:sz w:val="18"/>
               </w:rPr>
-              <w:t xml:space="preserve">7. Работа с ИИ: после самостоятельной реализации параллельной загрузки использовать цепочку промптов: 1) передать требования и получить тест-план без кода (успешная загрузка, отсутствующий файл, повреждённый CSV, дубликаты ISBN, исключение внутри Callable, таймаут); 2) проверить и уточнить план, затем получить JUnit-тесты; 3) </w:t>
-            </w:r>
-            <w:r>
-              <w:rPr>
-                <w:rFonts w:ascii="Times New Roman" w:eastAsia="Times New Roman" w:hAnsi="Times New Roman"/>
-                <w:color w:val="000000"/>
-                <w:sz w:val="18"/>
-              </w:rPr>
-              <w:lastRenderedPageBreak/>
-              <w:t>запустить тесты и передать ИИ сообщения об ошибках для диагностики. Окончательные исправления выбирает и вносит студент.</w:t>
+              <w:t>7. Работа с ИИ: после самостоятельной реализации параллельной загрузки использовать цепочку промптов: 1) передать требования и получить тест-план без кода (успешная загрузка, отсутствующий файл, повреждённый CSV, дубликаты ISBN, исключение внутри Callable, таймаут); 2) проверить и уточнить план, затем получить JUnit-тесты; 3) запустить тесты и передать ИИ сообщения об ошибках для диагностики. Окончательные исправления выбирает и вносит студент.</w:t>
             </w:r>
           </w:p>
         </w:tc>
@@ -12446,7 +12737,6 @@
                 <w:sz w:val="18"/>
                 <w:szCs w:val="18"/>
               </w:rPr>
-              <w:lastRenderedPageBreak/>
               <w:t>П</w:t>
             </w:r>
           </w:p>
@@ -13588,6 +13878,7 @@
                 <w:sz w:val="18"/>
                 <w:szCs w:val="18"/>
               </w:rPr>
+              <w:lastRenderedPageBreak/>
               <w:t>3. Подключиться через JDBC. Реализовать операции: вставка одной книги, вставка пакетная (</w:t>
             </w:r>
             <w:proofErr w:type="spellStart"/>
@@ -13826,6 +14117,7 @@
                 <w:sz w:val="18"/>
                 <w:szCs w:val="18"/>
               </w:rPr>
+              <w:lastRenderedPageBreak/>
               <w:t>П</w:t>
             </w:r>
           </w:p>
@@ -14300,7 +14592,6 @@
                 <w:sz w:val="18"/>
                 <w:szCs w:val="18"/>
               </w:rPr>
-              <w:lastRenderedPageBreak/>
               <w:t xml:space="preserve">5. Реализовать </w:t>
             </w:r>
             <w:proofErr w:type="spellStart"/>
@@ -14396,7 +14687,6 @@
                 <w:sz w:val="18"/>
                 <w:szCs w:val="18"/>
               </w:rPr>
-              <w:lastRenderedPageBreak/>
               <w:t>П</w:t>
             </w:r>
           </w:p>
@@ -15134,6 +15424,7 @@
                 <w:szCs w:val="18"/>
                 <w:lang w:val="en-US"/>
               </w:rPr>
+              <w:lastRenderedPageBreak/>
               <w:t xml:space="preserve">- </w:t>
             </w:r>
             <w:r>
@@ -15257,6 +15548,7 @@
                 <w:sz w:val="18"/>
                 <w:szCs w:val="18"/>
               </w:rPr>
+              <w:lastRenderedPageBreak/>
               <w:t>Л</w:t>
             </w:r>
           </w:p>
@@ -16001,7 +16293,6 @@
                 <w:sz w:val="18"/>
                 <w:szCs w:val="18"/>
               </w:rPr>
-              <w:lastRenderedPageBreak/>
               <w:t>6.3. ETL-</w:t>
             </w:r>
             <w:proofErr w:type="spellStart"/>
@@ -16885,36 +17176,19 @@
           <w:p>
             <w:pPr>
               <w:rPr>
-                <w:rFonts w:ascii="Times New Roman" w:hAnsi="Times New Roman" w:cs="Times New Roman"/>
-                <w:sz w:val="18"/>
-                <w:szCs w:val="18"/>
-              </w:rPr>
-            </w:pPr>
-            <w:r>
-              <w:rPr>
-                <w:rFonts w:ascii="Times New Roman" w:hAnsi="Times New Roman" w:cs="Times New Roman"/>
-                <w:sz w:val="18"/>
-                <w:szCs w:val="18"/>
-              </w:rPr>
-              <w:t xml:space="preserve">Блок 7. </w:t>
-            </w:r>
-            <w:proofErr w:type="spellStart"/>
-            <w:r>
-              <w:rPr>
-                <w:rFonts w:ascii="Times New Roman" w:hAnsi="Times New Roman" w:cs="Times New Roman"/>
-                <w:sz w:val="18"/>
-                <w:szCs w:val="18"/>
-              </w:rPr>
-              <w:t>Промпт</w:t>
-            </w:r>
-            <w:proofErr w:type="spellEnd"/>
-            <w:r>
-              <w:rPr>
-                <w:rFonts w:ascii="Times New Roman" w:hAnsi="Times New Roman" w:cs="Times New Roman"/>
-                <w:sz w:val="18"/>
-                <w:szCs w:val="18"/>
-              </w:rPr>
-              <w:t>-инжиниринг</w:t>
+                <w:rFonts w:ascii="Times New Roman" w:eastAsia="Times New Roman" w:hAnsi="Times New Roman"/>
+                <w:color w:val="000000"/>
+                <w:sz w:val="18"/>
+              </w:rPr>
+            </w:pPr>
+            <w:r>
+              <w:rPr>
+                <w:rFonts w:ascii="Times New Roman" w:eastAsia="Times New Roman" w:hAnsi="Times New Roman"/>
+                <w:color w:val="000000"/>
+                <w:sz w:val="18"/>
+              </w:rPr>
+              <w:lastRenderedPageBreak/>
+              <w:t>Блок 7. ИИ-инструменты и интеграционный проект</w:t>
             </w:r>
           </w:p>
         </w:tc>
@@ -16934,11 +17208,19 @@
             <w:pPr>
               <w:jc w:val="center"/>
               <w:rPr>
-                <w:rFonts w:ascii="Times New Roman" w:hAnsi="Times New Roman" w:cs="Times New Roman"/>
-                <w:sz w:val="18"/>
-                <w:szCs w:val="18"/>
-              </w:rPr>
-            </w:pPr>
+                <w:rFonts w:ascii="Times New Roman" w:eastAsia="Times New Roman" w:hAnsi="Times New Roman"/>
+                <w:color w:val="000000"/>
+                <w:sz w:val="18"/>
+              </w:rPr>
+            </w:pPr>
+            <w:r>
+              <w:rPr>
+                <w:rFonts w:ascii="Times New Roman" w:eastAsia="Times New Roman" w:hAnsi="Times New Roman"/>
+                <w:color w:val="000000"/>
+                <w:sz w:val="18"/>
+              </w:rPr>
+              <w:t>Элемент 7.1 проводится в начале курса, до первой лабораторной.</w:t>
+            </w:r>
           </w:p>
         </w:tc>
         <w:tc>
@@ -16957,16 +17239,16 @@
             <w:pPr>
               <w:jc w:val="center"/>
               <w:rPr>
-                <w:rFonts w:ascii="Times New Roman" w:hAnsi="Times New Roman" w:cs="Times New Roman"/>
-                <w:sz w:val="18"/>
-                <w:szCs w:val="18"/>
-              </w:rPr>
-            </w:pPr>
-            <w:r>
-              <w:rPr>
-                <w:rFonts w:ascii="Times New Roman" w:hAnsi="Times New Roman" w:cs="Times New Roman"/>
-                <w:sz w:val="18"/>
-                <w:szCs w:val="18"/>
+                <w:rFonts w:ascii="Times New Roman" w:eastAsia="Times New Roman" w:hAnsi="Times New Roman"/>
+                <w:color w:val="000000"/>
+                <w:sz w:val="18"/>
+              </w:rPr>
+            </w:pPr>
+            <w:r>
+              <w:rPr>
+                <w:rFonts w:ascii="Times New Roman" w:eastAsia="Times New Roman" w:hAnsi="Times New Roman"/>
+                <w:color w:val="000000"/>
+                <w:sz w:val="18"/>
               </w:rPr>
               <w:t>8</w:t>
             </w:r>
@@ -16988,20 +17270,34 @@
             <w:pPr>
               <w:jc w:val="center"/>
               <w:rPr>
-                <w:rFonts w:ascii="Times New Roman" w:hAnsi="Times New Roman" w:cs="Times New Roman"/>
-                <w:sz w:val="18"/>
-                <w:szCs w:val="18"/>
-              </w:rPr>
-            </w:pPr>
-            <w:r>
-              <w:rPr>
-                <w:rFonts w:ascii="Times New Roman" w:eastAsia="Times New Roman" w:hAnsi="Times New Roman" w:cs="Times New Roman"/>
-                <w:b/>
-                <w:bCs/>
+                <w:rFonts w:ascii="Times New Roman" w:eastAsia="Times New Roman" w:hAnsi="Times New Roman"/>
                 <w:color w:val="000000"/>
                 <w:sz w:val="18"/>
-                <w:szCs w:val="18"/>
-                <w:lang w:eastAsia="ru-RU"/>
+              </w:rPr>
+            </w:pPr>
+            <w:r>
+              <w:rPr>
+                <w:rFonts w:ascii="Times New Roman" w:eastAsia="Times New Roman" w:hAnsi="Times New Roman"/>
+                <w:color w:val="000000"/>
+                <w:sz w:val="18"/>
+              </w:rPr>
+              <w:t>PL-2</w:t>
+            </w:r>
+          </w:p>
+          <w:p>
+            <w:pPr>
+              <w:jc w:val="center"/>
+              <w:rPr>
+                <w:rFonts w:ascii="Times New Roman" w:eastAsia="Times New Roman" w:hAnsi="Times New Roman"/>
+                <w:color w:val="000000"/>
+                <w:sz w:val="18"/>
+              </w:rPr>
+            </w:pPr>
+            <w:r>
+              <w:rPr>
+                <w:rFonts w:ascii="Times New Roman" w:eastAsia="Times New Roman" w:hAnsi="Times New Roman"/>
+                <w:color w:val="000000"/>
+                <w:sz w:val="18"/>
               </w:rPr>
               <w:t>LLM-5</w:t>
             </w:r>
@@ -17023,20 +17319,52 @@
             <w:pPr>
               <w:jc w:val="center"/>
               <w:rPr>
-                <w:rFonts w:ascii="Times New Roman" w:eastAsia="Times New Roman" w:hAnsi="Times New Roman" w:cs="Times New Roman"/>
+                <w:rFonts w:ascii="Times New Roman" w:eastAsia="Times New Roman" w:hAnsi="Times New Roman"/>
                 <w:color w:val="000000"/>
                 <w:sz w:val="18"/>
-                <w:szCs w:val="18"/>
-                <w:lang w:eastAsia="ru-RU"/>
-              </w:rPr>
-            </w:pPr>
-            <w:r>
-              <w:rPr>
-                <w:rFonts w:ascii="Times New Roman" w:eastAsia="Times New Roman" w:hAnsi="Times New Roman" w:cs="Times New Roman"/>
+              </w:rPr>
+            </w:pPr>
+            <w:r>
+              <w:rPr>
+                <w:rFonts w:ascii="Times New Roman" w:eastAsia="Times New Roman" w:hAnsi="Times New Roman"/>
                 <w:color w:val="000000"/>
                 <w:sz w:val="18"/>
-                <w:szCs w:val="18"/>
-                <w:lang w:eastAsia="ru-RU"/>
+              </w:rPr>
+              <w:t>PL-2.1</w:t>
+            </w:r>
+          </w:p>
+          <w:p>
+            <w:pPr>
+              <w:jc w:val="center"/>
+              <w:rPr>
+                <w:rFonts w:ascii="Times New Roman" w:eastAsia="Times New Roman" w:hAnsi="Times New Roman"/>
+                <w:color w:val="000000"/>
+                <w:sz w:val="18"/>
+              </w:rPr>
+            </w:pPr>
+            <w:r>
+              <w:rPr>
+                <w:rFonts w:ascii="Times New Roman" w:eastAsia="Times New Roman" w:hAnsi="Times New Roman"/>
+                <w:color w:val="000000"/>
+                <w:sz w:val="18"/>
+              </w:rPr>
+              <w:t>PL-2.2</w:t>
+            </w:r>
+          </w:p>
+          <w:p>
+            <w:pPr>
+              <w:jc w:val="center"/>
+              <w:rPr>
+                <w:rFonts w:ascii="Times New Roman" w:eastAsia="Times New Roman" w:hAnsi="Times New Roman"/>
+                <w:color w:val="000000"/>
+                <w:sz w:val="18"/>
+              </w:rPr>
+            </w:pPr>
+            <w:r>
+              <w:rPr>
+                <w:rFonts w:ascii="Times New Roman" w:eastAsia="Times New Roman" w:hAnsi="Times New Roman"/>
+                <w:color w:val="000000"/>
+                <w:sz w:val="18"/>
               </w:rPr>
               <w:t>LLM-5.1</w:t>
             </w:r>
@@ -17045,18 +17373,16 @@
             <w:pPr>
               <w:jc w:val="center"/>
               <w:rPr>
-                <w:rFonts w:ascii="Times New Roman" w:hAnsi="Times New Roman" w:cs="Times New Roman"/>
-                <w:sz w:val="18"/>
-                <w:szCs w:val="18"/>
-              </w:rPr>
-            </w:pPr>
-            <w:r>
-              <w:rPr>
-                <w:rFonts w:ascii="Times New Roman" w:eastAsia="Times New Roman" w:hAnsi="Times New Roman" w:cs="Times New Roman"/>
+                <w:rFonts w:ascii="Times New Roman" w:eastAsia="Times New Roman" w:hAnsi="Times New Roman"/>
                 <w:color w:val="000000"/>
                 <w:sz w:val="18"/>
-                <w:szCs w:val="18"/>
-                <w:lang w:eastAsia="ru-RU"/>
+              </w:rPr>
+            </w:pPr>
+            <w:r>
+              <w:rPr>
+                <w:rFonts w:ascii="Times New Roman" w:eastAsia="Times New Roman" w:hAnsi="Times New Roman"/>
+                <w:color w:val="000000"/>
+                <w:sz w:val="18"/>
               </w:rPr>
               <w:t>LLM-5.2</w:t>
             </w:r>
@@ -17078,16 +17404,16 @@
             <w:pPr>
               <w:jc w:val="center"/>
               <w:rPr>
-                <w:rFonts w:ascii="Times New Roman" w:hAnsi="Times New Roman" w:cs="Times New Roman"/>
-                <w:sz w:val="18"/>
-                <w:szCs w:val="18"/>
-              </w:rPr>
-            </w:pPr>
-            <w:r>
-              <w:rPr>
-                <w:rFonts w:ascii="Times New Roman" w:hAnsi="Times New Roman" w:cs="Times New Roman"/>
-                <w:sz w:val="18"/>
-                <w:szCs w:val="18"/>
+                <w:rFonts w:ascii="Times New Roman" w:eastAsia="Times New Roman" w:hAnsi="Times New Roman"/>
+                <w:color w:val="000000"/>
+                <w:sz w:val="18"/>
+              </w:rPr>
+            </w:pPr>
+            <w:r>
+              <w:rPr>
+                <w:rFonts w:ascii="Times New Roman" w:eastAsia="Times New Roman" w:hAnsi="Times New Roman"/>
+                <w:color w:val="000000"/>
+                <w:sz w:val="18"/>
               </w:rPr>
               <w:t>Б</w:t>
             </w:r>
@@ -17096,16 +17422,52 @@
             <w:pPr>
               <w:jc w:val="center"/>
               <w:rPr>
-                <w:rFonts w:ascii="Times New Roman" w:hAnsi="Times New Roman" w:cs="Times New Roman"/>
-                <w:sz w:val="18"/>
-                <w:szCs w:val="18"/>
-              </w:rPr>
-            </w:pPr>
-            <w:r>
-              <w:rPr>
-                <w:rFonts w:ascii="Times New Roman" w:hAnsi="Times New Roman" w:cs="Times New Roman"/>
-                <w:sz w:val="18"/>
-                <w:szCs w:val="18"/>
+                <w:rFonts w:ascii="Times New Roman" w:eastAsia="Times New Roman" w:hAnsi="Times New Roman"/>
+                <w:color w:val="000000"/>
+                <w:sz w:val="18"/>
+              </w:rPr>
+            </w:pPr>
+            <w:r>
+              <w:rPr>
+                <w:rFonts w:ascii="Times New Roman" w:eastAsia="Times New Roman" w:hAnsi="Times New Roman"/>
+                <w:color w:val="000000"/>
+                <w:sz w:val="18"/>
+              </w:rPr>
+              <w:t>Б</w:t>
+            </w:r>
+          </w:p>
+          <w:p>
+            <w:pPr>
+              <w:jc w:val="center"/>
+              <w:rPr>
+                <w:rFonts w:ascii="Times New Roman" w:eastAsia="Times New Roman" w:hAnsi="Times New Roman"/>
+                <w:color w:val="000000"/>
+                <w:sz w:val="18"/>
+              </w:rPr>
+            </w:pPr>
+            <w:r>
+              <w:rPr>
+                <w:rFonts w:ascii="Times New Roman" w:eastAsia="Times New Roman" w:hAnsi="Times New Roman"/>
+                <w:color w:val="000000"/>
+                <w:sz w:val="18"/>
+              </w:rPr>
+              <w:t>Б</w:t>
+            </w:r>
+          </w:p>
+          <w:p>
+            <w:pPr>
+              <w:jc w:val="center"/>
+              <w:rPr>
+                <w:rFonts w:ascii="Times New Roman" w:eastAsia="Times New Roman" w:hAnsi="Times New Roman"/>
+                <w:color w:val="000000"/>
+                <w:sz w:val="18"/>
+              </w:rPr>
+            </w:pPr>
+            <w:r>
+              <w:rPr>
+                <w:rFonts w:ascii="Times New Roman" w:eastAsia="Times New Roman" w:hAnsi="Times New Roman"/>
+                <w:color w:val="000000"/>
+                <w:sz w:val="18"/>
               </w:rPr>
               <w:t>Б</w:t>
             </w:r>
@@ -17129,36 +17491,18 @@
           <w:p>
             <w:pPr>
               <w:rPr>
-                <w:rFonts w:ascii="Times New Roman" w:hAnsi="Times New Roman" w:cs="Times New Roman"/>
-                <w:sz w:val="18"/>
-                <w:szCs w:val="18"/>
-              </w:rPr>
-            </w:pPr>
-            <w:r>
-              <w:rPr>
-                <w:rFonts w:ascii="Times New Roman" w:hAnsi="Times New Roman" w:cs="Times New Roman"/>
-                <w:sz w:val="18"/>
-                <w:szCs w:val="18"/>
-              </w:rPr>
-              <w:t xml:space="preserve">7.1. </w:t>
-            </w:r>
-            <w:proofErr w:type="spellStart"/>
-            <w:r>
-              <w:rPr>
-                <w:rFonts w:ascii="Times New Roman" w:hAnsi="Times New Roman" w:cs="Times New Roman"/>
-                <w:sz w:val="18"/>
-                <w:szCs w:val="18"/>
-              </w:rPr>
-              <w:t>Промпт</w:t>
-            </w:r>
-            <w:proofErr w:type="spellEnd"/>
-            <w:r>
-              <w:rPr>
-                <w:rFonts w:ascii="Times New Roman" w:hAnsi="Times New Roman" w:cs="Times New Roman"/>
-                <w:sz w:val="18"/>
-                <w:szCs w:val="18"/>
-              </w:rPr>
-              <w:t>-инжиниринг и ИИ-инструменты в разработке</w:t>
+                <w:rFonts w:ascii="Times New Roman" w:eastAsia="Times New Roman" w:hAnsi="Times New Roman"/>
+                <w:color w:val="000000"/>
+                <w:sz w:val="18"/>
+              </w:rPr>
+            </w:pPr>
+            <w:r>
+              <w:rPr>
+                <w:rFonts w:ascii="Times New Roman" w:eastAsia="Times New Roman" w:hAnsi="Times New Roman"/>
+                <w:color w:val="000000"/>
+                <w:sz w:val="18"/>
+              </w:rPr>
+              <w:t>7.2. Проверяемая постановка задач ИИ</w:t>
             </w:r>
           </w:p>
         </w:tc>
@@ -17175,322 +17519,120 @@
           <w:p>
             <w:pPr>
               <w:rPr>
-                <w:rFonts w:ascii="Times New Roman" w:hAnsi="Times New Roman" w:cs="Times New Roman"/>
-                <w:sz w:val="18"/>
-                <w:szCs w:val="18"/>
-              </w:rPr>
-            </w:pPr>
-            <w:r>
-              <w:rPr>
-                <w:rFonts w:ascii="Times New Roman" w:hAnsi="Times New Roman" w:cs="Times New Roman"/>
-                <w:sz w:val="18"/>
-                <w:szCs w:val="18"/>
-              </w:rPr>
-              <w:t xml:space="preserve">- Понятие </w:t>
-            </w:r>
-            <w:proofErr w:type="spellStart"/>
-            <w:r>
-              <w:rPr>
-                <w:rFonts w:ascii="Times New Roman" w:hAnsi="Times New Roman" w:cs="Times New Roman"/>
-                <w:sz w:val="18"/>
-                <w:szCs w:val="18"/>
-              </w:rPr>
-              <w:t>промпта</w:t>
-            </w:r>
-            <w:proofErr w:type="spellEnd"/>
-            <w:r>
-              <w:rPr>
-                <w:rFonts w:ascii="Times New Roman" w:hAnsi="Times New Roman" w:cs="Times New Roman"/>
-                <w:sz w:val="18"/>
-                <w:szCs w:val="18"/>
-              </w:rPr>
-              <w:t>. Модель взаимодействия «разработчик → ИИ-ассистент → разработчик».</w:t>
-            </w:r>
-          </w:p>
-          <w:p>
-            <w:pPr>
-              <w:rPr>
-                <w:rFonts w:ascii="Times New Roman" w:hAnsi="Times New Roman" w:cs="Times New Roman"/>
-                <w:sz w:val="18"/>
-                <w:szCs w:val="18"/>
-              </w:rPr>
-            </w:pPr>
-            <w:r>
-              <w:rPr>
-                <w:rFonts w:ascii="Times New Roman" w:hAnsi="Times New Roman" w:cs="Times New Roman"/>
-                <w:sz w:val="18"/>
-                <w:szCs w:val="18"/>
-              </w:rPr>
-              <w:t xml:space="preserve">- Структура </w:t>
-            </w:r>
-            <w:proofErr w:type="spellStart"/>
-            <w:r>
-              <w:rPr>
-                <w:rFonts w:ascii="Times New Roman" w:hAnsi="Times New Roman" w:cs="Times New Roman"/>
-                <w:sz w:val="18"/>
-                <w:szCs w:val="18"/>
-              </w:rPr>
-              <w:t>промпта</w:t>
-            </w:r>
-            <w:proofErr w:type="spellEnd"/>
-            <w:r>
-              <w:rPr>
-                <w:rFonts w:ascii="Times New Roman" w:hAnsi="Times New Roman" w:cs="Times New Roman"/>
-                <w:sz w:val="18"/>
-                <w:szCs w:val="18"/>
-              </w:rPr>
-              <w:t>: роль/контекст, задача, формат вывода, ограничения, примеры.</w:t>
-            </w:r>
-          </w:p>
-          <w:p>
-            <w:pPr>
-              <w:rPr>
-                <w:rFonts w:ascii="Times New Roman" w:hAnsi="Times New Roman" w:cs="Times New Roman"/>
-                <w:sz w:val="18"/>
-                <w:szCs w:val="18"/>
-              </w:rPr>
-            </w:pPr>
-            <w:r>
-              <w:rPr>
-                <w:rFonts w:ascii="Times New Roman" w:hAnsi="Times New Roman" w:cs="Times New Roman"/>
-                <w:sz w:val="18"/>
-                <w:szCs w:val="18"/>
-              </w:rPr>
-              <w:t xml:space="preserve">- Принципы хорошего </w:t>
-            </w:r>
-            <w:proofErr w:type="spellStart"/>
-            <w:r>
-              <w:rPr>
-                <w:rFonts w:ascii="Times New Roman" w:hAnsi="Times New Roman" w:cs="Times New Roman"/>
-                <w:sz w:val="18"/>
-                <w:szCs w:val="18"/>
-              </w:rPr>
-              <w:t>промпта</w:t>
-            </w:r>
-            <w:proofErr w:type="spellEnd"/>
-            <w:r>
-              <w:rPr>
-                <w:rFonts w:ascii="Times New Roman" w:hAnsi="Times New Roman" w:cs="Times New Roman"/>
-                <w:sz w:val="18"/>
-                <w:szCs w:val="18"/>
-              </w:rPr>
-              <w:t xml:space="preserve">: конкретность, атомарность, итеративность. </w:t>
-            </w:r>
-            <w:proofErr w:type="spellStart"/>
-            <w:r>
-              <w:rPr>
-                <w:rFonts w:ascii="Times New Roman" w:hAnsi="Times New Roman" w:cs="Times New Roman"/>
-                <w:sz w:val="18"/>
-                <w:szCs w:val="18"/>
-              </w:rPr>
-              <w:t>Антипаттерны</w:t>
-            </w:r>
-            <w:proofErr w:type="spellEnd"/>
-            <w:r>
-              <w:rPr>
-                <w:rFonts w:ascii="Times New Roman" w:hAnsi="Times New Roman" w:cs="Times New Roman"/>
-                <w:sz w:val="18"/>
-                <w:szCs w:val="18"/>
-              </w:rPr>
-              <w:t>: размытые запросы, отсутствие контекста.</w:t>
-            </w:r>
-          </w:p>
-          <w:p>
-            <w:pPr>
-              <w:rPr>
-                <w:rFonts w:ascii="Times New Roman" w:hAnsi="Times New Roman" w:cs="Times New Roman"/>
-                <w:sz w:val="18"/>
-                <w:szCs w:val="18"/>
-              </w:rPr>
-            </w:pPr>
-            <w:r>
-              <w:rPr>
-                <w:rFonts w:ascii="Times New Roman" w:hAnsi="Times New Roman" w:cs="Times New Roman"/>
-                <w:sz w:val="18"/>
-                <w:szCs w:val="18"/>
-              </w:rPr>
-              <w:t>- Цепочки промптов (</w:t>
-            </w:r>
-            <w:proofErr w:type="spellStart"/>
-            <w:r>
-              <w:rPr>
-                <w:rFonts w:ascii="Times New Roman" w:hAnsi="Times New Roman" w:cs="Times New Roman"/>
-                <w:sz w:val="18"/>
-                <w:szCs w:val="18"/>
-              </w:rPr>
-              <w:t>prompt</w:t>
-            </w:r>
-            <w:proofErr w:type="spellEnd"/>
-            <w:r>
-              <w:rPr>
-                <w:rFonts w:ascii="Times New Roman" w:hAnsi="Times New Roman" w:cs="Times New Roman"/>
-                <w:sz w:val="18"/>
-                <w:szCs w:val="18"/>
-              </w:rPr>
-              <w:t xml:space="preserve"> </w:t>
-            </w:r>
-            <w:proofErr w:type="spellStart"/>
-            <w:r>
-              <w:rPr>
-                <w:rFonts w:ascii="Times New Roman" w:hAnsi="Times New Roman" w:cs="Times New Roman"/>
-                <w:sz w:val="18"/>
-                <w:szCs w:val="18"/>
-              </w:rPr>
-              <w:t>chaining</w:t>
-            </w:r>
-            <w:proofErr w:type="spellEnd"/>
-            <w:r>
-              <w:rPr>
-                <w:rFonts w:ascii="Times New Roman" w:hAnsi="Times New Roman" w:cs="Times New Roman"/>
-                <w:sz w:val="18"/>
-                <w:szCs w:val="18"/>
-              </w:rPr>
-              <w:t xml:space="preserve">): разбиение сложной задачи на последовательность простых запросов, где выход предыдущего </w:t>
-            </w:r>
-            <w:proofErr w:type="spellStart"/>
-            <w:r>
-              <w:rPr>
-                <w:rFonts w:ascii="Times New Roman" w:hAnsi="Times New Roman" w:cs="Times New Roman"/>
-                <w:sz w:val="18"/>
-                <w:szCs w:val="18"/>
-              </w:rPr>
-              <w:t>промпта</w:t>
-            </w:r>
-            <w:proofErr w:type="spellEnd"/>
-            <w:r>
-              <w:rPr>
-                <w:rFonts w:ascii="Times New Roman" w:hAnsi="Times New Roman" w:cs="Times New Roman"/>
-                <w:sz w:val="18"/>
-                <w:szCs w:val="18"/>
-              </w:rPr>
-              <w:t xml:space="preserve"> — вход следующего.</w:t>
-            </w:r>
-          </w:p>
-          <w:p>
-            <w:pPr>
-              <w:rPr>
-                <w:rFonts w:ascii="Times New Roman" w:hAnsi="Times New Roman" w:cs="Times New Roman"/>
-                <w:sz w:val="18"/>
-                <w:szCs w:val="18"/>
-              </w:rPr>
-            </w:pPr>
-            <w:r>
-              <w:rPr>
-                <w:rFonts w:ascii="Times New Roman" w:hAnsi="Times New Roman" w:cs="Times New Roman"/>
-                <w:sz w:val="18"/>
-                <w:szCs w:val="18"/>
-              </w:rPr>
-              <w:t>- Практические кейсы для Java-разработчика:</w:t>
-            </w:r>
-          </w:p>
-          <w:p>
-            <w:pPr>
-              <w:rPr>
-                <w:rFonts w:ascii="Times New Roman" w:hAnsi="Times New Roman" w:cs="Times New Roman"/>
-                <w:sz w:val="18"/>
-                <w:szCs w:val="18"/>
-              </w:rPr>
-            </w:pPr>
-            <w:r>
-              <w:rPr>
-                <w:rFonts w:ascii="Times New Roman" w:hAnsi="Times New Roman" w:cs="Times New Roman"/>
-                <w:sz w:val="18"/>
-                <w:szCs w:val="18"/>
-              </w:rPr>
-              <w:t xml:space="preserve">  - Генерация шаблона класса по спецификации.</w:t>
-            </w:r>
-          </w:p>
-          <w:p>
-            <w:pPr>
-              <w:rPr>
-                <w:rFonts w:ascii="Times New Roman" w:hAnsi="Times New Roman" w:cs="Times New Roman"/>
-                <w:sz w:val="18"/>
-                <w:szCs w:val="18"/>
-              </w:rPr>
-            </w:pPr>
-            <w:r>
-              <w:rPr>
-                <w:rFonts w:ascii="Times New Roman" w:hAnsi="Times New Roman" w:cs="Times New Roman"/>
-                <w:sz w:val="18"/>
-                <w:szCs w:val="18"/>
-              </w:rPr>
-              <w:t xml:space="preserve">  - Рефакторинг кода с улучшением читаемости.</w:t>
-            </w:r>
-          </w:p>
-          <w:p>
-            <w:pPr>
-              <w:rPr>
-                <w:rFonts w:ascii="Times New Roman" w:hAnsi="Times New Roman" w:cs="Times New Roman"/>
-                <w:sz w:val="18"/>
-                <w:szCs w:val="18"/>
-              </w:rPr>
-            </w:pPr>
-            <w:r>
-              <w:rPr>
-                <w:rFonts w:ascii="Times New Roman" w:hAnsi="Times New Roman" w:cs="Times New Roman"/>
-                <w:sz w:val="18"/>
-                <w:szCs w:val="18"/>
-              </w:rPr>
-              <w:t xml:space="preserve">  - Написание юнит-тестов по сигнатуре метода.</w:t>
-            </w:r>
-          </w:p>
-          <w:p>
-            <w:pPr>
-              <w:rPr>
-                <w:rFonts w:ascii="Times New Roman" w:hAnsi="Times New Roman" w:cs="Times New Roman"/>
-                <w:sz w:val="18"/>
-                <w:szCs w:val="18"/>
-              </w:rPr>
-            </w:pPr>
-            <w:r>
-              <w:rPr>
-                <w:rFonts w:ascii="Times New Roman" w:hAnsi="Times New Roman" w:cs="Times New Roman"/>
-                <w:sz w:val="18"/>
-                <w:szCs w:val="18"/>
-              </w:rPr>
-              <w:t xml:space="preserve">  - Объяснение незнакомой библиотеки или ошибки компиляции.</w:t>
-            </w:r>
-          </w:p>
-          <w:p>
-            <w:pPr>
-              <w:rPr>
-                <w:rFonts w:ascii="Times New Roman" w:hAnsi="Times New Roman" w:cs="Times New Roman"/>
-                <w:sz w:val="18"/>
-                <w:szCs w:val="18"/>
-              </w:rPr>
-            </w:pPr>
-            <w:r>
-              <w:rPr>
-                <w:rFonts w:ascii="Times New Roman" w:hAnsi="Times New Roman" w:cs="Times New Roman"/>
-                <w:sz w:val="18"/>
-                <w:szCs w:val="18"/>
-              </w:rPr>
-              <w:t xml:space="preserve">  - Генерация SQL-запроса по описанию на естественном языке.</w:t>
-            </w:r>
-          </w:p>
-          <w:p>
-            <w:pPr>
-              <w:rPr>
-                <w:rFonts w:ascii="Times New Roman" w:hAnsi="Times New Roman" w:cs="Times New Roman"/>
-                <w:sz w:val="18"/>
-                <w:szCs w:val="18"/>
-              </w:rPr>
-            </w:pPr>
-            <w:r>
-              <w:rPr>
-                <w:rFonts w:ascii="Times New Roman" w:hAnsi="Times New Roman" w:cs="Times New Roman"/>
-                <w:sz w:val="18"/>
-                <w:szCs w:val="18"/>
-              </w:rPr>
-              <w:t>- Ограничения ИИ: галлюцинации, устаревшие знания, небезопасный код.</w:t>
-            </w:r>
-            <w:r>
-              <w:rPr>
-                <w:rFonts w:ascii="Times New Roman" w:hAnsi="Times New Roman" w:cs="Times New Roman"/>
-                <w:sz w:val="18"/>
-                <w:szCs w:val="18"/>
-              </w:rPr>
-              <w:tab/>
+                <w:rFonts w:ascii="Times New Roman" w:eastAsia="Times New Roman" w:hAnsi="Times New Roman"/>
+                <w:color w:val="000000"/>
+                <w:sz w:val="18"/>
+              </w:rPr>
+            </w:pPr>
+            <w:r>
+              <w:rPr>
+                <w:rFonts w:ascii="Times New Roman" w:eastAsia="Times New Roman" w:hAnsi="Times New Roman"/>
+                <w:color w:val="000000"/>
+                <w:sz w:val="18"/>
+              </w:rPr>
+              <w:t>1. Выбрать сущность своей предметной области и сформулировать требования к Java-модели.</w:t>
+            </w:r>
+          </w:p>
+          <w:p>
+            <w:pPr>
+              <w:rPr>
+                <w:rFonts w:ascii="Times New Roman" w:eastAsia="Times New Roman" w:hAnsi="Times New Roman"/>
+                <w:color w:val="000000"/>
+                <w:sz w:val="18"/>
+              </w:rPr>
+            </w:pPr>
+            <w:r>
+              <w:rPr>
+                <w:rFonts w:ascii="Times New Roman" w:eastAsia="Times New Roman" w:hAnsi="Times New Roman"/>
+                <w:color w:val="000000"/>
+                <w:sz w:val="18"/>
+              </w:rPr>
+              <w:t>2. Подготовить постановку без обязательной persona-конструкции: цель, контекст, поля, Java version, dependencies, ограничения, output format, acceptance criteria и способ проверки.</w:t>
+            </w:r>
+          </w:p>
+          <w:p>
+            <w:pPr>
+              <w:rPr>
+                <w:rFonts w:ascii="Times New Roman" w:eastAsia="Times New Roman" w:hAnsi="Times New Roman"/>
+                <w:color w:val="000000"/>
+                <w:sz w:val="18"/>
+              </w:rPr>
+            </w:pPr>
+            <w:r>
+              <w:rPr>
+                <w:rFonts w:ascii="Times New Roman" w:eastAsia="Times New Roman" w:hAnsi="Times New Roman"/>
+                <w:color w:val="000000"/>
+                <w:sz w:val="18"/>
+              </w:rPr>
+              <w:t>3. Для чата передать минимально достаточный код; coding agent направить к нужной области репозитория и позволить самостоятельно найти релевантные файлы.</w:t>
+            </w:r>
+          </w:p>
+          <w:p>
+            <w:pPr>
+              <w:rPr>
+                <w:rFonts w:ascii="Times New Roman" w:eastAsia="Times New Roman" w:hAnsi="Times New Roman"/>
+                <w:color w:val="000000"/>
+                <w:sz w:val="18"/>
+              </w:rPr>
+            </w:pPr>
+            <w:r>
+              <w:rPr>
+                <w:rFonts w:ascii="Times New Roman" w:eastAsia="Times New Roman" w:hAnsi="Times New Roman"/>
+                <w:color w:val="000000"/>
+                <w:sz w:val="18"/>
+              </w:rPr>
+              <w:t>4. Получить модель, скомпилировать её и проверить Jackson serialization, типы, mutability и ограничения.</w:t>
+            </w:r>
+          </w:p>
+          <w:p>
+            <w:pPr>
+              <w:rPr>
+                <w:rFonts w:ascii="Times New Roman" w:eastAsia="Times New Roman" w:hAnsi="Times New Roman"/>
+                <w:color w:val="000000"/>
+                <w:sz w:val="18"/>
+              </w:rPr>
+            </w:pPr>
+            <w:r>
+              <w:rPr>
+                <w:rFonts w:ascii="Times New Roman" w:eastAsia="Times New Roman" w:hAnsi="Times New Roman"/>
+                <w:color w:val="000000"/>
+                <w:sz w:val="18"/>
+              </w:rPr>
+              <w:t>5. Выполнить цепочку для REST-клиента: архитектура и error strategy → модель ответа → HttpClient implementation. Каждый следующий этап получает только проверенный артефакт.</w:t>
+            </w:r>
+          </w:p>
+          <w:p>
+            <w:pPr>
+              <w:rPr>
+                <w:rFonts w:ascii="Times New Roman" w:eastAsia="Times New Roman" w:hAnsi="Times New Roman"/>
+                <w:color w:val="000000"/>
+                <w:sz w:val="18"/>
+              </w:rPr>
+            </w:pPr>
+            <w:r>
+              <w:rPr>
+                <w:rFonts w:ascii="Times New Roman" w:eastAsia="Times New Roman" w:hAnsi="Times New Roman"/>
+                <w:color w:val="000000"/>
+                <w:sz w:val="18"/>
+              </w:rPr>
+              <w:t>6. Провести code review: timeouts, HTTP status, malformed response, interrupts, logging, dependencies и secrets.</w:t>
+            </w:r>
+          </w:p>
+          <w:p>
+            <w:pPr>
+              <w:rPr>
+                <w:rFonts w:ascii="Times New Roman" w:eastAsia="Times New Roman" w:hAnsi="Times New Roman"/>
+                <w:color w:val="000000"/>
+                <w:sz w:val="18"/>
+              </w:rPr>
+            </w:pPr>
+            <w:r>
+              <w:rPr>
+                <w:rFonts w:ascii="Times New Roman" w:eastAsia="Times New Roman" w:hAnsi="Times New Roman"/>
+                <w:color w:val="000000"/>
+                <w:sz w:val="18"/>
+              </w:rPr>
+              <w:t>7. Сохранить точные задания, существенные ответы, результаты запуска и журнал исправлений.</w:t>
             </w:r>
           </w:p>
         </w:tc>
@@ -17508,18 +17650,18 @@
             <w:pPr>
               <w:jc w:val="center"/>
               <w:rPr>
-                <w:rFonts w:ascii="Times New Roman" w:hAnsi="Times New Roman" w:cs="Times New Roman"/>
-                <w:sz w:val="18"/>
-                <w:szCs w:val="18"/>
-              </w:rPr>
-            </w:pPr>
-            <w:r>
-              <w:rPr>
-                <w:rFonts w:ascii="Times New Roman" w:hAnsi="Times New Roman" w:cs="Times New Roman"/>
-                <w:sz w:val="18"/>
-                <w:szCs w:val="18"/>
-              </w:rPr>
-              <w:t>Л</w:t>
+                <w:rFonts w:ascii="Times New Roman" w:eastAsia="Times New Roman" w:hAnsi="Times New Roman"/>
+                <w:color w:val="000000"/>
+                <w:sz w:val="18"/>
+              </w:rPr>
+            </w:pPr>
+            <w:r>
+              <w:rPr>
+                <w:rFonts w:ascii="Times New Roman" w:eastAsia="Times New Roman" w:hAnsi="Times New Roman"/>
+                <w:color w:val="000000"/>
+                <w:sz w:val="18"/>
+              </w:rPr>
+              <w:t>П</w:t>
             </w:r>
           </w:p>
         </w:tc>
@@ -17537,16 +17679,16 @@
             <w:pPr>
               <w:jc w:val="center"/>
               <w:rPr>
-                <w:rFonts w:ascii="Times New Roman" w:hAnsi="Times New Roman" w:cs="Times New Roman"/>
-                <w:sz w:val="18"/>
-                <w:szCs w:val="18"/>
-              </w:rPr>
-            </w:pPr>
-            <w:r>
-              <w:rPr>
-                <w:rFonts w:ascii="Times New Roman" w:hAnsi="Times New Roman" w:cs="Times New Roman"/>
-                <w:sz w:val="18"/>
-                <w:szCs w:val="18"/>
+                <w:rFonts w:ascii="Times New Roman" w:eastAsia="Times New Roman" w:hAnsi="Times New Roman"/>
+                <w:color w:val="000000"/>
+                <w:sz w:val="18"/>
+              </w:rPr>
+            </w:pPr>
+            <w:r>
+              <w:rPr>
+                <w:rFonts w:ascii="Times New Roman" w:eastAsia="Times New Roman" w:hAnsi="Times New Roman"/>
+                <w:color w:val="000000"/>
+                <w:sz w:val="18"/>
               </w:rPr>
               <w:t>2</w:t>
             </w:r>
@@ -17561,23 +17703,22 @@
               <w:bottom w:w="70" w:type="dxa"/>
               <w:right w:w="80" w:type="dxa"/>
             </w:tcMar>
-          </w:tcPr>
-          <w:p>
-            <w:pPr>
-              <w:jc w:val="center"/>
-              <w:rPr>
-                <w:rFonts w:ascii="Times New Roman" w:hAnsi="Times New Roman" w:cs="Times New Roman"/>
-                <w:sz w:val="18"/>
-                <w:szCs w:val="18"/>
-              </w:rPr>
-            </w:pPr>
-            <w:r>
-              <w:rPr>
-                <w:rFonts w:ascii="Times New Roman" w:eastAsia="Times New Roman" w:hAnsi="Times New Roman" w:cs="Times New Roman"/>
+            <w:vAlign w:val="center"/>
+          </w:tcPr>
+          <w:p>
+            <w:pPr>
+              <w:jc w:val="center"/>
+              <w:rPr>
+                <w:rFonts w:ascii="Times New Roman" w:eastAsia="Times New Roman" w:hAnsi="Times New Roman"/>
                 <w:color w:val="000000"/>
                 <w:sz w:val="18"/>
-                <w:szCs w:val="18"/>
-                <w:lang w:eastAsia="ru-RU"/>
+              </w:rPr>
+            </w:pPr>
+            <w:r>
+              <w:rPr>
+                <w:rFonts w:ascii="Times New Roman" w:eastAsia="Times New Roman" w:hAnsi="Times New Roman"/>
+                <w:color w:val="000000"/>
+                <w:sz w:val="18"/>
               </w:rPr>
               <w:t>LLM-5</w:t>
             </w:r>
@@ -17592,25 +17733,22 @@
               <w:bottom w:w="70" w:type="dxa"/>
               <w:right w:w="80" w:type="dxa"/>
             </w:tcMar>
-          </w:tcPr>
-          <w:p>
-            <w:pPr>
-              <w:jc w:val="center"/>
-              <w:rPr>
-                <w:rFonts w:ascii="Times New Roman" w:eastAsia="Times New Roman" w:hAnsi="Times New Roman" w:cs="Times New Roman"/>
+            <w:vAlign w:val="center"/>
+          </w:tcPr>
+          <w:p>
+            <w:pPr>
+              <w:jc w:val="center"/>
+              <w:rPr>
+                <w:rFonts w:ascii="Times New Roman" w:eastAsia="Times New Roman" w:hAnsi="Times New Roman"/>
                 <w:color w:val="000000"/>
                 <w:sz w:val="18"/>
-                <w:szCs w:val="18"/>
-                <w:lang w:eastAsia="ru-RU"/>
-              </w:rPr>
-            </w:pPr>
-            <w:r>
-              <w:rPr>
-                <w:rFonts w:ascii="Times New Roman" w:eastAsia="Times New Roman" w:hAnsi="Times New Roman" w:cs="Times New Roman"/>
+              </w:rPr>
+            </w:pPr>
+            <w:r>
+              <w:rPr>
+                <w:rFonts w:ascii="Times New Roman" w:eastAsia="Times New Roman" w:hAnsi="Times New Roman"/>
                 <w:color w:val="000000"/>
                 <w:sz w:val="18"/>
-                <w:szCs w:val="18"/>
-                <w:lang w:eastAsia="ru-RU"/>
               </w:rPr>
               <w:t>LLM-5.1</w:t>
             </w:r>
@@ -17619,11 +17757,19 @@
             <w:pPr>
               <w:jc w:val="center"/>
               <w:rPr>
-                <w:rFonts w:ascii="Times New Roman" w:hAnsi="Times New Roman" w:cs="Times New Roman"/>
-                <w:sz w:val="18"/>
-                <w:szCs w:val="18"/>
-              </w:rPr>
-            </w:pPr>
+                <w:rFonts w:ascii="Times New Roman" w:eastAsia="Times New Roman" w:hAnsi="Times New Roman"/>
+                <w:color w:val="000000"/>
+                <w:sz w:val="18"/>
+              </w:rPr>
+            </w:pPr>
+            <w:r>
+              <w:rPr>
+                <w:rFonts w:ascii="Times New Roman" w:eastAsia="Times New Roman" w:hAnsi="Times New Roman"/>
+                <w:color w:val="000000"/>
+                <w:sz w:val="18"/>
+              </w:rPr>
+              <w:t>LLM-5.2</w:t>
+            </w:r>
           </w:p>
         </w:tc>
         <w:tc>
@@ -17640,16 +17786,34 @@
             <w:pPr>
               <w:jc w:val="center"/>
               <w:rPr>
-                <w:rFonts w:ascii="Times New Roman" w:hAnsi="Times New Roman" w:cs="Times New Roman"/>
-                <w:sz w:val="18"/>
-                <w:szCs w:val="18"/>
-              </w:rPr>
-            </w:pPr>
-            <w:r>
-              <w:rPr>
-                <w:rFonts w:ascii="Times New Roman" w:hAnsi="Times New Roman" w:cs="Times New Roman"/>
-                <w:sz w:val="18"/>
-                <w:szCs w:val="18"/>
+                <w:rFonts w:ascii="Times New Roman" w:eastAsia="Times New Roman" w:hAnsi="Times New Roman"/>
+                <w:color w:val="000000"/>
+                <w:sz w:val="18"/>
+              </w:rPr>
+            </w:pPr>
+            <w:r>
+              <w:rPr>
+                <w:rFonts w:ascii="Times New Roman" w:eastAsia="Times New Roman" w:hAnsi="Times New Roman"/>
+                <w:color w:val="000000"/>
+                <w:sz w:val="18"/>
+              </w:rPr>
+              <w:t>Б</w:t>
+            </w:r>
+          </w:p>
+          <w:p>
+            <w:pPr>
+              <w:jc w:val="center"/>
+              <w:rPr>
+                <w:rFonts w:ascii="Times New Roman" w:eastAsia="Times New Roman" w:hAnsi="Times New Roman"/>
+                <w:color w:val="000000"/>
+                <w:sz w:val="18"/>
+              </w:rPr>
+            </w:pPr>
+            <w:r>
+              <w:rPr>
+                <w:rFonts w:ascii="Times New Roman" w:eastAsia="Times New Roman" w:hAnsi="Times New Roman"/>
+                <w:color w:val="000000"/>
+                <w:sz w:val="18"/>
               </w:rPr>
               <w:t>Б</w:t>
             </w:r>
@@ -17673,18 +17837,18 @@
           <w:p>
             <w:pPr>
               <w:rPr>
-                <w:rFonts w:ascii="Times New Roman" w:hAnsi="Times New Roman" w:cs="Times New Roman"/>
-                <w:sz w:val="18"/>
-                <w:szCs w:val="18"/>
-              </w:rPr>
-            </w:pPr>
-            <w:r>
-              <w:rPr>
-                <w:rFonts w:ascii="Times New Roman" w:hAnsi="Times New Roman" w:cs="Times New Roman"/>
-                <w:sz w:val="18"/>
-                <w:szCs w:val="18"/>
-              </w:rPr>
-              <w:t>7.2. Составление и структурирование промптов</w:t>
+                <w:rFonts w:ascii="Times New Roman" w:eastAsia="Times New Roman" w:hAnsi="Times New Roman"/>
+                <w:color w:val="000000"/>
+                <w:sz w:val="18"/>
+              </w:rPr>
+            </w:pPr>
+            <w:r>
+              <w:rPr>
+                <w:rFonts w:ascii="Times New Roman" w:eastAsia="Times New Roman" w:hAnsi="Times New Roman"/>
+                <w:color w:val="000000"/>
+                <w:sz w:val="18"/>
+              </w:rPr>
+              <w:t>7.3. Командный мини-проект «Сервис обработки прайс-листов»</w:t>
             </w:r>
           </w:p>
         </w:tc>
@@ -17701,500 +17865,155 @@
           <w:p>
             <w:pPr>
               <w:rPr>
-                <w:rFonts w:ascii="Times New Roman" w:hAnsi="Times New Roman" w:cs="Times New Roman"/>
-                <w:sz w:val="18"/>
-                <w:szCs w:val="18"/>
-              </w:rPr>
-            </w:pPr>
-            <w:r>
-              <w:rPr>
-                <w:rFonts w:ascii="Times New Roman" w:hAnsi="Times New Roman" w:cs="Times New Roman"/>
-                <w:sz w:val="18"/>
-                <w:szCs w:val="18"/>
-                <w:lang w:val="en-US"/>
-              </w:rPr>
-              <w:t xml:space="preserve">1. </w:t>
-            </w:r>
-            <w:r>
-              <w:rPr>
-                <w:rFonts w:ascii="Times New Roman" w:hAnsi="Times New Roman" w:cs="Times New Roman"/>
-                <w:sz w:val="18"/>
-                <w:szCs w:val="18"/>
-              </w:rPr>
-              <w:t>Составить</w:t>
-            </w:r>
-            <w:r>
-              <w:rPr>
-                <w:rFonts w:ascii="Times New Roman" w:hAnsi="Times New Roman" w:cs="Times New Roman"/>
-                <w:sz w:val="18"/>
-                <w:szCs w:val="18"/>
-                <w:lang w:val="en-US"/>
-              </w:rPr>
-              <w:t xml:space="preserve"> </w:t>
-            </w:r>
-            <w:proofErr w:type="spellStart"/>
-            <w:r>
-              <w:rPr>
-                <w:rFonts w:ascii="Times New Roman" w:hAnsi="Times New Roman" w:cs="Times New Roman"/>
-                <w:sz w:val="18"/>
-                <w:szCs w:val="18"/>
-              </w:rPr>
-              <w:t>промпт</w:t>
-            </w:r>
-            <w:proofErr w:type="spellEnd"/>
-            <w:r>
-              <w:rPr>
-                <w:rFonts w:ascii="Times New Roman" w:hAnsi="Times New Roman" w:cs="Times New Roman"/>
-                <w:sz w:val="18"/>
-                <w:szCs w:val="18"/>
-                <w:lang w:val="en-US"/>
-              </w:rPr>
-              <w:t xml:space="preserve"> </w:t>
-            </w:r>
-            <w:r>
-              <w:rPr>
-                <w:rFonts w:ascii="Times New Roman" w:hAnsi="Times New Roman" w:cs="Times New Roman"/>
-                <w:sz w:val="18"/>
-                <w:szCs w:val="18"/>
-              </w:rPr>
-              <w:t>для</w:t>
-            </w:r>
-            <w:r>
-              <w:rPr>
-                <w:rFonts w:ascii="Times New Roman" w:hAnsi="Times New Roman" w:cs="Times New Roman"/>
-                <w:sz w:val="18"/>
-                <w:szCs w:val="18"/>
-                <w:lang w:val="en-US"/>
-              </w:rPr>
-              <w:t xml:space="preserve"> </w:t>
-            </w:r>
-            <w:r>
-              <w:rPr>
-                <w:rFonts w:ascii="Times New Roman" w:hAnsi="Times New Roman" w:cs="Times New Roman"/>
-                <w:sz w:val="18"/>
-                <w:szCs w:val="18"/>
-              </w:rPr>
-              <w:t>генерации</w:t>
-            </w:r>
-            <w:r>
-              <w:rPr>
-                <w:rFonts w:ascii="Times New Roman" w:hAnsi="Times New Roman" w:cs="Times New Roman"/>
-                <w:sz w:val="18"/>
-                <w:szCs w:val="18"/>
-                <w:lang w:val="en-US"/>
-              </w:rPr>
-              <w:t xml:space="preserve"> </w:t>
-            </w:r>
-            <w:r>
-              <w:rPr>
-                <w:rFonts w:ascii="Times New Roman" w:hAnsi="Times New Roman" w:cs="Times New Roman"/>
-                <w:sz w:val="18"/>
-                <w:szCs w:val="18"/>
-              </w:rPr>
-              <w:t>класса</w:t>
-            </w:r>
-            <w:r>
-              <w:rPr>
-                <w:rFonts w:ascii="Times New Roman" w:hAnsi="Times New Roman" w:cs="Times New Roman"/>
-                <w:sz w:val="18"/>
-                <w:szCs w:val="18"/>
-                <w:lang w:val="en-US"/>
-              </w:rPr>
-              <w:t xml:space="preserve"> Order (</w:t>
-            </w:r>
-            <w:r>
-              <w:rPr>
-                <w:rFonts w:ascii="Times New Roman" w:hAnsi="Times New Roman" w:cs="Times New Roman"/>
-                <w:sz w:val="18"/>
-                <w:szCs w:val="18"/>
-              </w:rPr>
-              <w:t>поля</w:t>
-            </w:r>
-            <w:r>
-              <w:rPr>
-                <w:rFonts w:ascii="Times New Roman" w:hAnsi="Times New Roman" w:cs="Times New Roman"/>
-                <w:sz w:val="18"/>
-                <w:szCs w:val="18"/>
-                <w:lang w:val="en-US"/>
-              </w:rPr>
-              <w:t xml:space="preserve">: id, </w:t>
-            </w:r>
-            <w:proofErr w:type="spellStart"/>
-            <w:r>
-              <w:rPr>
-                <w:rFonts w:ascii="Times New Roman" w:hAnsi="Times New Roman" w:cs="Times New Roman"/>
-                <w:sz w:val="18"/>
-                <w:szCs w:val="18"/>
-                <w:lang w:val="en-US"/>
-              </w:rPr>
-              <w:t>customerName</w:t>
-            </w:r>
-            <w:proofErr w:type="spellEnd"/>
-            <w:r>
-              <w:rPr>
-                <w:rFonts w:ascii="Times New Roman" w:hAnsi="Times New Roman" w:cs="Times New Roman"/>
-                <w:sz w:val="18"/>
-                <w:szCs w:val="18"/>
-                <w:lang w:val="en-US"/>
-              </w:rPr>
-              <w:t xml:space="preserve">, items, </w:t>
-            </w:r>
-            <w:proofErr w:type="spellStart"/>
-            <w:r>
-              <w:rPr>
-                <w:rFonts w:ascii="Times New Roman" w:hAnsi="Times New Roman" w:cs="Times New Roman"/>
-                <w:sz w:val="18"/>
-                <w:szCs w:val="18"/>
-                <w:lang w:val="en-US"/>
-              </w:rPr>
-              <w:t>totalAmount</w:t>
-            </w:r>
-            <w:proofErr w:type="spellEnd"/>
-            <w:r>
-              <w:rPr>
-                <w:rFonts w:ascii="Times New Roman" w:hAnsi="Times New Roman" w:cs="Times New Roman"/>
-                <w:sz w:val="18"/>
-                <w:szCs w:val="18"/>
-                <w:lang w:val="en-US"/>
-              </w:rPr>
-              <w:t xml:space="preserve">, status, </w:t>
-            </w:r>
-            <w:proofErr w:type="spellStart"/>
-            <w:r>
-              <w:rPr>
-                <w:rFonts w:ascii="Times New Roman" w:hAnsi="Times New Roman" w:cs="Times New Roman"/>
-                <w:sz w:val="18"/>
-                <w:szCs w:val="18"/>
-                <w:lang w:val="en-US"/>
-              </w:rPr>
-              <w:t>createdAt</w:t>
-            </w:r>
-            <w:proofErr w:type="spellEnd"/>
-            <w:r>
-              <w:rPr>
-                <w:rFonts w:ascii="Times New Roman" w:hAnsi="Times New Roman" w:cs="Times New Roman"/>
-                <w:sz w:val="18"/>
-                <w:szCs w:val="18"/>
-                <w:lang w:val="en-US"/>
-              </w:rPr>
-              <w:t xml:space="preserve">). </w:t>
-            </w:r>
-            <w:r>
-              <w:rPr>
-                <w:rFonts w:ascii="Times New Roman" w:hAnsi="Times New Roman" w:cs="Times New Roman"/>
-                <w:sz w:val="18"/>
-                <w:szCs w:val="18"/>
-              </w:rPr>
-              <w:t xml:space="preserve">Требования к </w:t>
-            </w:r>
-            <w:proofErr w:type="spellStart"/>
-            <w:r>
-              <w:rPr>
-                <w:rFonts w:ascii="Times New Roman" w:hAnsi="Times New Roman" w:cs="Times New Roman"/>
-                <w:sz w:val="18"/>
-                <w:szCs w:val="18"/>
-              </w:rPr>
-              <w:t>промпту</w:t>
-            </w:r>
-            <w:proofErr w:type="spellEnd"/>
-            <w:r>
-              <w:rPr>
-                <w:rFonts w:ascii="Times New Roman" w:hAnsi="Times New Roman" w:cs="Times New Roman"/>
-                <w:sz w:val="18"/>
-                <w:szCs w:val="18"/>
-              </w:rPr>
-              <w:t xml:space="preserve">: указать роль (ты — </w:t>
-            </w:r>
-            <w:proofErr w:type="spellStart"/>
-            <w:r>
-              <w:rPr>
-                <w:rFonts w:ascii="Times New Roman" w:hAnsi="Times New Roman" w:cs="Times New Roman"/>
-                <w:sz w:val="18"/>
-                <w:szCs w:val="18"/>
-              </w:rPr>
-              <w:t>senior</w:t>
-            </w:r>
-            <w:proofErr w:type="spellEnd"/>
-            <w:r>
-              <w:rPr>
-                <w:rFonts w:ascii="Times New Roman" w:hAnsi="Times New Roman" w:cs="Times New Roman"/>
-                <w:sz w:val="18"/>
-                <w:szCs w:val="18"/>
-              </w:rPr>
-              <w:t xml:space="preserve"> Java-</w:t>
-            </w:r>
-            <w:r>
-              <w:rPr>
-                <w:rFonts w:ascii="Times New Roman" w:hAnsi="Times New Roman" w:cs="Times New Roman"/>
-                <w:sz w:val="18"/>
-                <w:szCs w:val="18"/>
+                <w:rFonts w:ascii="Times New Roman" w:eastAsia="Times New Roman" w:hAnsi="Times New Roman"/>
+                <w:color w:val="000000"/>
+                <w:sz w:val="18"/>
+              </w:rPr>
+            </w:pPr>
+            <w:r>
+              <w:rPr>
+                <w:rFonts w:ascii="Times New Roman" w:eastAsia="Times New Roman" w:hAnsi="Times New Roman"/>
+                <w:color w:val="000000"/>
+                <w:sz w:val="18"/>
+              </w:rPr>
+              <w:t>1. Командой из 2–3 человек реализовать Java 17-приложение, объединяющее конкурентный ETL, PostgreSQL и HTTP API на JDK HttpServer.</w:t>
+            </w:r>
+          </w:p>
+          <w:p>
+            <w:pPr>
+              <w:rPr>
+                <w:rFonts w:ascii="Times New Roman" w:eastAsia="Times New Roman" w:hAnsi="Times New Roman"/>
+                <w:color w:val="000000"/>
+                <w:sz w:val="18"/>
+              </w:rPr>
+            </w:pPr>
+            <w:r>
+              <w:rPr>
+                <w:rFonts w:ascii="Times New Roman" w:eastAsia="Times New Roman" w:hAnsi="Times New Roman"/>
+                <w:color w:val="000000"/>
+                <w:sz w:val="18"/>
+              </w:rPr>
+              <w:t>2. С помощью ИИ-агента создать детерминированный генератор минимум трёх CSV/JSON-файлов общим объёмом от 1000 записей: дубликаты, пропуски, неверные цены, валюты, даты и повреждённые записи. Проверить schema, volume, distribution и seed.</w:t>
+            </w:r>
+          </w:p>
+          <w:p>
+            <w:pPr>
+              <w:rPr>
+                <w:rFonts w:ascii="Times New Roman" w:eastAsia="Times New Roman" w:hAnsi="Times New Roman"/>
+                <w:color w:val="000000"/>
+                <w:sz w:val="18"/>
+              </w:rPr>
+            </w:pPr>
+            <w:r>
+              <w:rPr>
+                <w:rFonts w:ascii="Times New Roman" w:eastAsia="Times New Roman" w:hAnsi="Times New Roman"/>
+                <w:color w:val="000000"/>
+                <w:sz w:val="18"/>
+              </w:rPr>
+              <w:t>3. Extract параллельно читает файлы; Transform валидирует, нормализует категории и валюты, пересчитывает цены в RUB по локальному справочнику и дедуплицирует по (supplier, sku); rejected records попадают в DLQ.</w:t>
+            </w:r>
+          </w:p>
+          <w:p>
+            <w:pPr>
+              <w:rPr>
+                <w:rFonts w:ascii="Times New Roman" w:eastAsia="Times New Roman" w:hAnsi="Times New Roman"/>
+                <w:color w:val="000000"/>
+                <w:sz w:val="18"/>
+              </w:rPr>
+            </w:pPr>
+            <w:r>
+              <w:rPr>
+                <w:rFonts w:ascii="Times New Roman" w:eastAsia="Times New Roman" w:hAnsi="Times New Roman"/>
+                <w:color w:val="000000"/>
+                <w:sz w:val="18"/>
+              </w:rPr>
+              <w:t>4. Load сохраняет suppliers, offers и import_runs через JDBC/UPSERT. Повторный запуск идемпотентен.</w:t>
+            </w:r>
+          </w:p>
+          <w:p>
+            <w:pPr>
+              <w:rPr>
+                <w:rFonts w:ascii="Times New Roman" w:eastAsia="Times New Roman" w:hAnsi="Times New Roman"/>
+                <w:color w:val="000000"/>
+                <w:sz w:val="18"/>
+              </w:rPr>
+            </w:pPr>
+            <w:r>
+              <w:rPr>
+                <w:rFonts w:ascii="Times New Roman" w:eastAsia="Times New Roman" w:hAnsi="Times New Roman"/>
+                <w:color w:val="000000"/>
+                <w:sz w:val="18"/>
+              </w:rPr>
+              <w:t>5. Реализовать POST /imports, GET /imports/{id}, GET /offers и GET /health; входные файлы разрешать только внутри настроенного data/inbox.</w:t>
+            </w:r>
+          </w:p>
+          <w:p>
+            <w:pPr>
+              <w:rPr>
+                <w:rFonts w:ascii="Times New Roman" w:eastAsia="Times New Roman" w:hAnsi="Times New Roman"/>
+                <w:color w:val="000000"/>
+                <w:sz w:val="18"/>
+              </w:rPr>
+            </w:pPr>
+            <w:r>
+              <w:rPr>
+                <w:rFonts w:ascii="Times New Roman" w:eastAsia="Times New Roman" w:hAnsi="Times New Roman"/>
+                <w:color w:val="000000"/>
+                <w:sz w:val="18"/>
+              </w:rPr>
+              <w:t>6. Вести 6–10 задач на простой Kanban в GitHub Projects или JetBrains YouTrack, использовать feature branches и минимум одно peer review на участника. Добавить AGENTS.md.</w:t>
+            </w:r>
+          </w:p>
+          <w:p>
+            <w:pPr>
+              <w:rPr>
+                <w:rFonts w:ascii="Times New Roman" w:eastAsia="Times New Roman" w:hAnsi="Times New Roman"/>
+                <w:color w:val="000000"/>
+                <w:sz w:val="18"/>
+              </w:rPr>
+            </w:pPr>
+            <w:r>
+              <w:rPr>
+                <w:rFonts w:ascii="Times New Roman" w:eastAsia="Times New Roman" w:hAnsi="Times New Roman"/>
+                <w:color w:val="000000"/>
+                <w:sz w:val="18"/>
               </w:rPr>
               <w:lastRenderedPageBreak/>
-              <w:t xml:space="preserve">разработчик), формат вывода (полный код класса с аннотациями для </w:t>
-            </w:r>
-            <w:proofErr w:type="spellStart"/>
-            <w:r>
-              <w:rPr>
-                <w:rFonts w:ascii="Times New Roman" w:hAnsi="Times New Roman" w:cs="Times New Roman"/>
-                <w:sz w:val="18"/>
-                <w:szCs w:val="18"/>
-              </w:rPr>
-              <w:t>Jackson</w:t>
-            </w:r>
-            <w:proofErr w:type="spellEnd"/>
-            <w:r>
-              <w:rPr>
-                <w:rFonts w:ascii="Times New Roman" w:hAnsi="Times New Roman" w:cs="Times New Roman"/>
-                <w:sz w:val="18"/>
-                <w:szCs w:val="18"/>
-              </w:rPr>
-              <w:t xml:space="preserve">), ограничения (использовать </w:t>
-            </w:r>
-            <w:proofErr w:type="spellStart"/>
-            <w:r>
-              <w:rPr>
-                <w:rFonts w:ascii="Times New Roman" w:hAnsi="Times New Roman" w:cs="Times New Roman"/>
-                <w:sz w:val="18"/>
-                <w:szCs w:val="18"/>
-              </w:rPr>
-              <w:t>record</w:t>
-            </w:r>
-            <w:proofErr w:type="spellEnd"/>
-            <w:r>
-              <w:rPr>
-                <w:rFonts w:ascii="Times New Roman" w:hAnsi="Times New Roman" w:cs="Times New Roman"/>
-                <w:sz w:val="18"/>
-                <w:szCs w:val="18"/>
-              </w:rPr>
-              <w:t>, если Java 17+, либо обычный класс).</w:t>
-            </w:r>
-          </w:p>
-          <w:p>
-            <w:pPr>
-              <w:rPr>
-                <w:rFonts w:ascii="Times New Roman" w:hAnsi="Times New Roman" w:cs="Times New Roman"/>
-                <w:sz w:val="18"/>
-                <w:szCs w:val="18"/>
-              </w:rPr>
-            </w:pPr>
-            <w:r>
-              <w:rPr>
-                <w:rFonts w:ascii="Times New Roman" w:hAnsi="Times New Roman" w:cs="Times New Roman"/>
-                <w:sz w:val="18"/>
-                <w:szCs w:val="18"/>
-              </w:rPr>
-              <w:t>2. Составить цепочку из 3 промптов для задачи «спроектировать REST-клиент для внешнего API»:</w:t>
-            </w:r>
-          </w:p>
-          <w:p>
-            <w:pPr>
-              <w:rPr>
-                <w:rFonts w:ascii="Times New Roman" w:hAnsi="Times New Roman" w:cs="Times New Roman"/>
-                <w:sz w:val="18"/>
-                <w:szCs w:val="18"/>
-              </w:rPr>
-            </w:pPr>
-            <w:r>
-              <w:rPr>
-                <w:rFonts w:ascii="Times New Roman" w:hAnsi="Times New Roman" w:cs="Times New Roman"/>
-                <w:sz w:val="18"/>
-                <w:szCs w:val="18"/>
-              </w:rPr>
-              <w:t xml:space="preserve">   - </w:t>
-            </w:r>
-            <w:proofErr w:type="spellStart"/>
-            <w:r>
-              <w:rPr>
-                <w:rFonts w:ascii="Times New Roman" w:hAnsi="Times New Roman" w:cs="Times New Roman"/>
-                <w:sz w:val="18"/>
-                <w:szCs w:val="18"/>
-              </w:rPr>
-              <w:t>Промпт</w:t>
-            </w:r>
-            <w:proofErr w:type="spellEnd"/>
-            <w:r>
-              <w:rPr>
-                <w:rFonts w:ascii="Times New Roman" w:hAnsi="Times New Roman" w:cs="Times New Roman"/>
-                <w:sz w:val="18"/>
-                <w:szCs w:val="18"/>
-              </w:rPr>
-              <w:t xml:space="preserve"> 1: описать архитектуру классов (клиент, модель ответа, обработчик ошибок).</w:t>
-            </w:r>
-          </w:p>
-          <w:p>
-            <w:pPr>
-              <w:rPr>
-                <w:rFonts w:ascii="Times New Roman" w:hAnsi="Times New Roman" w:cs="Times New Roman"/>
-                <w:sz w:val="18"/>
-                <w:szCs w:val="18"/>
-              </w:rPr>
-            </w:pPr>
-            <w:r>
-              <w:rPr>
-                <w:rFonts w:ascii="Times New Roman" w:hAnsi="Times New Roman" w:cs="Times New Roman"/>
-                <w:sz w:val="18"/>
-                <w:szCs w:val="18"/>
-              </w:rPr>
-              <w:t xml:space="preserve">   - </w:t>
-            </w:r>
-            <w:proofErr w:type="spellStart"/>
-            <w:r>
-              <w:rPr>
-                <w:rFonts w:ascii="Times New Roman" w:hAnsi="Times New Roman" w:cs="Times New Roman"/>
-                <w:sz w:val="18"/>
-                <w:szCs w:val="18"/>
-              </w:rPr>
-              <w:t>Промпт</w:t>
-            </w:r>
-            <w:proofErr w:type="spellEnd"/>
-            <w:r>
-              <w:rPr>
-                <w:rFonts w:ascii="Times New Roman" w:hAnsi="Times New Roman" w:cs="Times New Roman"/>
-                <w:sz w:val="18"/>
-                <w:szCs w:val="18"/>
-              </w:rPr>
-              <w:t xml:space="preserve"> 2: на основе архитектуры сгенерировать код модели ответа.</w:t>
-            </w:r>
-          </w:p>
-          <w:p>
-            <w:pPr>
-              <w:rPr>
-                <w:rFonts w:ascii="Times New Roman" w:hAnsi="Times New Roman" w:cs="Times New Roman"/>
-                <w:sz w:val="18"/>
-                <w:szCs w:val="18"/>
-              </w:rPr>
-            </w:pPr>
-            <w:r>
-              <w:rPr>
-                <w:rFonts w:ascii="Times New Roman" w:hAnsi="Times New Roman" w:cs="Times New Roman"/>
-                <w:sz w:val="18"/>
-                <w:szCs w:val="18"/>
-              </w:rPr>
-              <w:t xml:space="preserve">   - </w:t>
-            </w:r>
-            <w:proofErr w:type="spellStart"/>
-            <w:r>
-              <w:rPr>
-                <w:rFonts w:ascii="Times New Roman" w:hAnsi="Times New Roman" w:cs="Times New Roman"/>
-                <w:sz w:val="18"/>
-                <w:szCs w:val="18"/>
-              </w:rPr>
-              <w:t>Промпт</w:t>
-            </w:r>
-            <w:proofErr w:type="spellEnd"/>
-            <w:r>
-              <w:rPr>
-                <w:rFonts w:ascii="Times New Roman" w:hAnsi="Times New Roman" w:cs="Times New Roman"/>
-                <w:sz w:val="18"/>
-                <w:szCs w:val="18"/>
-              </w:rPr>
-              <w:t xml:space="preserve"> 3: на основе архитектуры и модели сгенерировать код клиента с использованием </w:t>
-            </w:r>
-            <w:proofErr w:type="spellStart"/>
-            <w:r>
-              <w:rPr>
-                <w:rFonts w:ascii="Times New Roman" w:hAnsi="Times New Roman" w:cs="Times New Roman"/>
-                <w:sz w:val="18"/>
-                <w:szCs w:val="18"/>
-              </w:rPr>
-              <w:t>HttpClient</w:t>
-            </w:r>
-            <w:proofErr w:type="spellEnd"/>
-            <w:r>
-              <w:rPr>
-                <w:rFonts w:ascii="Times New Roman" w:hAnsi="Times New Roman" w:cs="Times New Roman"/>
-                <w:sz w:val="18"/>
-                <w:szCs w:val="18"/>
-              </w:rPr>
-              <w:t>.</w:t>
-            </w:r>
-          </w:p>
-          <w:p>
-            <w:pPr>
-              <w:rPr>
-                <w:rFonts w:ascii="Times New Roman" w:hAnsi="Times New Roman" w:cs="Times New Roman"/>
-                <w:sz w:val="18"/>
-                <w:szCs w:val="18"/>
-              </w:rPr>
-            </w:pPr>
-            <w:r>
-              <w:rPr>
-                <w:rFonts w:ascii="Times New Roman" w:hAnsi="Times New Roman" w:cs="Times New Roman"/>
-                <w:sz w:val="18"/>
-                <w:szCs w:val="18"/>
-              </w:rPr>
-              <w:t xml:space="preserve">3. Для каждого сгенерированного ИИ фрагмента кода провести </w:t>
-            </w:r>
-            <w:proofErr w:type="spellStart"/>
-            <w:r>
-              <w:rPr>
-                <w:rFonts w:ascii="Times New Roman" w:hAnsi="Times New Roman" w:cs="Times New Roman"/>
-                <w:sz w:val="18"/>
-                <w:szCs w:val="18"/>
-              </w:rPr>
-              <w:t>code</w:t>
-            </w:r>
-            <w:proofErr w:type="spellEnd"/>
-            <w:r>
-              <w:rPr>
-                <w:rFonts w:ascii="Times New Roman" w:hAnsi="Times New Roman" w:cs="Times New Roman"/>
-                <w:sz w:val="18"/>
-                <w:szCs w:val="18"/>
-              </w:rPr>
-              <w:t xml:space="preserve"> </w:t>
-            </w:r>
-            <w:proofErr w:type="spellStart"/>
-            <w:r>
-              <w:rPr>
-                <w:rFonts w:ascii="Times New Roman" w:hAnsi="Times New Roman" w:cs="Times New Roman"/>
-                <w:sz w:val="18"/>
-                <w:szCs w:val="18"/>
-              </w:rPr>
-              <w:t>review</w:t>
-            </w:r>
-            <w:proofErr w:type="spellEnd"/>
-            <w:r>
-              <w:rPr>
-                <w:rFonts w:ascii="Times New Roman" w:hAnsi="Times New Roman" w:cs="Times New Roman"/>
-                <w:sz w:val="18"/>
-                <w:szCs w:val="18"/>
-              </w:rPr>
-              <w:t xml:space="preserve"> по чек-листу: компилируется ли, обработаны ли ошибки, есть ли логирование, соблюдены ли соглашения об именовании, нет ли уязвимостей.</w:t>
-            </w:r>
-          </w:p>
-          <w:p>
-            <w:pPr>
-              <w:rPr>
-                <w:rFonts w:ascii="Times New Roman" w:hAnsi="Times New Roman" w:cs="Times New Roman"/>
-                <w:sz w:val="18"/>
-                <w:szCs w:val="18"/>
-              </w:rPr>
-            </w:pPr>
-            <w:r>
-              <w:rPr>
-                <w:rFonts w:ascii="Times New Roman" w:hAnsi="Times New Roman" w:cs="Times New Roman"/>
-                <w:sz w:val="18"/>
-                <w:szCs w:val="18"/>
-              </w:rPr>
-              <w:t xml:space="preserve">4. Документировать все </w:t>
-            </w:r>
-            <w:proofErr w:type="spellStart"/>
-            <w:r>
-              <w:rPr>
-                <w:rFonts w:ascii="Times New Roman" w:hAnsi="Times New Roman" w:cs="Times New Roman"/>
-                <w:sz w:val="18"/>
-                <w:szCs w:val="18"/>
-              </w:rPr>
-              <w:t>промпты</w:t>
-            </w:r>
-            <w:proofErr w:type="spellEnd"/>
-            <w:r>
-              <w:rPr>
-                <w:rFonts w:ascii="Times New Roman" w:hAnsi="Times New Roman" w:cs="Times New Roman"/>
-                <w:sz w:val="18"/>
-                <w:szCs w:val="18"/>
-              </w:rPr>
-              <w:t xml:space="preserve"> и результаты анализа в README репозитория.</w:t>
+              <w:t>7. ИИ разрешён для декомпозиции, генератора данных, тестов/review и одной ограниченной некритичной задачи на участника. Архитектура, схема БД и ядро ETL утверждаются командой.</w:t>
+            </w:r>
+          </w:p>
+          <w:p>
+            <w:pPr>
+              <w:rPr>
+                <w:rFonts w:ascii="Times New Roman" w:eastAsia="Times New Roman" w:hAnsi="Times New Roman"/>
+                <w:color w:val="000000"/>
+                <w:sz w:val="18"/>
+              </w:rPr>
+            </w:pPr>
+            <w:r>
+              <w:rPr>
+                <w:rFonts w:ascii="Times New Roman" w:eastAsia="Times New Roman" w:hAnsi="Times New Roman"/>
+                <w:color w:val="000000"/>
+                <w:sz w:val="18"/>
+              </w:rPr>
+              <w:t>8. Провести тесты и защиту: импорт, состояния и метрики, данные в БД, DLQ, повторный запуск, Git/Kanban и пример исправления результата агента.</w:t>
+            </w:r>
+          </w:p>
+          <w:p>
+            <w:pPr>
+              <w:rPr>
+                <w:rFonts w:ascii="Times New Roman" w:eastAsia="Times New Roman" w:hAnsi="Times New Roman"/>
+                <w:color w:val="000000"/>
+                <w:sz w:val="18"/>
+              </w:rPr>
+            </w:pPr>
+            <w:r>
+              <w:rPr>
+                <w:rFonts w:ascii="Times New Roman" w:eastAsia="Times New Roman" w:hAnsi="Times New Roman"/>
+                <w:color w:val="000000"/>
+                <w:sz w:val="18"/>
+              </w:rPr>
+              <w:t>9. Внешний REST-клиент курсов валют с timeout, cache/fixture и fallback является дополнительной задачей; обязательный сценарий использует локальные курсы.</w:t>
             </w:r>
           </w:p>
         </w:tc>
@@ -18212,16 +18031,16 @@
             <w:pPr>
               <w:jc w:val="center"/>
               <w:rPr>
-                <w:rFonts w:ascii="Times New Roman" w:hAnsi="Times New Roman" w:cs="Times New Roman"/>
-                <w:sz w:val="18"/>
-                <w:szCs w:val="18"/>
-              </w:rPr>
-            </w:pPr>
-            <w:r>
-              <w:rPr>
-                <w:rFonts w:ascii="Times New Roman" w:hAnsi="Times New Roman" w:cs="Times New Roman"/>
-                <w:sz w:val="18"/>
-                <w:szCs w:val="18"/>
+                <w:rFonts w:ascii="Times New Roman" w:eastAsia="Times New Roman" w:hAnsi="Times New Roman"/>
+                <w:color w:val="000000"/>
+                <w:sz w:val="18"/>
+              </w:rPr>
+            </w:pPr>
+            <w:r>
+              <w:rPr>
+                <w:rFonts w:ascii="Times New Roman" w:eastAsia="Times New Roman" w:hAnsi="Times New Roman"/>
+                <w:color w:val="000000"/>
+                <w:sz w:val="18"/>
               </w:rPr>
               <w:lastRenderedPageBreak/>
               <w:t>П</w:t>
@@ -18242,18 +18061,18 @@
             <w:pPr>
               <w:jc w:val="center"/>
               <w:rPr>
-                <w:rFonts w:ascii="Times New Roman" w:hAnsi="Times New Roman" w:cs="Times New Roman"/>
-                <w:sz w:val="18"/>
-                <w:szCs w:val="18"/>
-              </w:rPr>
-            </w:pPr>
-            <w:r>
-              <w:rPr>
-                <w:rFonts w:ascii="Times New Roman" w:hAnsi="Times New Roman" w:cs="Times New Roman"/>
-                <w:sz w:val="18"/>
-                <w:szCs w:val="18"/>
-              </w:rPr>
-              <w:t>2</w:t>
+                <w:rFonts w:ascii="Times New Roman" w:eastAsia="Times New Roman" w:hAnsi="Times New Roman"/>
+                <w:color w:val="000000"/>
+                <w:sz w:val="18"/>
+              </w:rPr>
+            </w:pPr>
+            <w:r>
+              <w:rPr>
+                <w:rFonts w:ascii="Times New Roman" w:eastAsia="Times New Roman" w:hAnsi="Times New Roman"/>
+                <w:color w:val="000000"/>
+                <w:sz w:val="18"/>
+              </w:rPr>
+              <w:t>4</w:t>
             </w:r>
           </w:p>
         </w:tc>
@@ -18266,23 +18085,40 @@
               <w:bottom w:w="70" w:type="dxa"/>
               <w:right w:w="80" w:type="dxa"/>
             </w:tcMar>
-          </w:tcPr>
-          <w:p>
-            <w:pPr>
-              <w:jc w:val="center"/>
-              <w:rPr>
-                <w:rFonts w:ascii="Times New Roman" w:hAnsi="Times New Roman" w:cs="Times New Roman"/>
-                <w:sz w:val="18"/>
-                <w:szCs w:val="18"/>
-              </w:rPr>
-            </w:pPr>
-            <w:r>
-              <w:rPr>
-                <w:rFonts w:ascii="Times New Roman" w:eastAsia="Times New Roman" w:hAnsi="Times New Roman" w:cs="Times New Roman"/>
+            <w:vAlign w:val="center"/>
+          </w:tcPr>
+          <w:p>
+            <w:pPr>
+              <w:jc w:val="center"/>
+              <w:rPr>
+                <w:rFonts w:ascii="Times New Roman" w:eastAsia="Times New Roman" w:hAnsi="Times New Roman"/>
                 <w:color w:val="000000"/>
                 <w:sz w:val="18"/>
-                <w:szCs w:val="18"/>
-                <w:lang w:eastAsia="ru-RU"/>
+              </w:rPr>
+            </w:pPr>
+            <w:r>
+              <w:rPr>
+                <w:rFonts w:ascii="Times New Roman" w:eastAsia="Times New Roman" w:hAnsi="Times New Roman"/>
+                <w:color w:val="000000"/>
+                <w:sz w:val="18"/>
+              </w:rPr>
+              <w:t>PL-2</w:t>
+            </w:r>
+          </w:p>
+          <w:p>
+            <w:pPr>
+              <w:jc w:val="center"/>
+              <w:rPr>
+                <w:rFonts w:ascii="Times New Roman" w:eastAsia="Times New Roman" w:hAnsi="Times New Roman"/>
+                <w:color w:val="000000"/>
+                <w:sz w:val="18"/>
+              </w:rPr>
+            </w:pPr>
+            <w:r>
+              <w:rPr>
+                <w:rFonts w:ascii="Times New Roman" w:eastAsia="Times New Roman" w:hAnsi="Times New Roman"/>
+                <w:color w:val="000000"/>
+                <w:sz w:val="18"/>
               </w:rPr>
               <w:t>LLM-5</w:t>
             </w:r>
@@ -18297,25 +18133,58 @@
               <w:bottom w:w="70" w:type="dxa"/>
               <w:right w:w="80" w:type="dxa"/>
             </w:tcMar>
-          </w:tcPr>
-          <w:p>
-            <w:pPr>
-              <w:jc w:val="center"/>
-              <w:rPr>
-                <w:rFonts w:ascii="Times New Roman" w:eastAsia="Times New Roman" w:hAnsi="Times New Roman" w:cs="Times New Roman"/>
+            <w:vAlign w:val="center"/>
+          </w:tcPr>
+          <w:p>
+            <w:pPr>
+              <w:jc w:val="center"/>
+              <w:rPr>
+                <w:rFonts w:ascii="Times New Roman" w:eastAsia="Times New Roman" w:hAnsi="Times New Roman"/>
                 <w:color w:val="000000"/>
                 <w:sz w:val="18"/>
-                <w:szCs w:val="18"/>
-                <w:lang w:eastAsia="ru-RU"/>
-              </w:rPr>
-            </w:pPr>
-            <w:r>
-              <w:rPr>
-                <w:rFonts w:ascii="Times New Roman" w:eastAsia="Times New Roman" w:hAnsi="Times New Roman" w:cs="Times New Roman"/>
+              </w:rPr>
+            </w:pPr>
+            <w:r>
+              <w:rPr>
+                <w:rFonts w:ascii="Times New Roman" w:eastAsia="Times New Roman" w:hAnsi="Times New Roman"/>
                 <w:color w:val="000000"/>
                 <w:sz w:val="18"/>
-                <w:szCs w:val="18"/>
-                <w:lang w:eastAsia="ru-RU"/>
+              </w:rPr>
+              <w:t>PL-2.1</w:t>
+            </w:r>
+          </w:p>
+          <w:p>
+            <w:pPr>
+              <w:jc w:val="center"/>
+              <w:rPr>
+                <w:rFonts w:ascii="Times New Roman" w:eastAsia="Times New Roman" w:hAnsi="Times New Roman"/>
+                <w:color w:val="000000"/>
+                <w:sz w:val="18"/>
+              </w:rPr>
+            </w:pPr>
+            <w:r>
+              <w:rPr>
+                <w:rFonts w:ascii="Times New Roman" w:eastAsia="Times New Roman" w:hAnsi="Times New Roman"/>
+                <w:color w:val="000000"/>
+                <w:sz w:val="18"/>
+              </w:rPr>
+              <w:t>PL-2.2</w:t>
+            </w:r>
+          </w:p>
+          <w:p>
+            <w:pPr>
+              <w:jc w:val="center"/>
+              <w:rPr>
+                <w:rFonts w:ascii="Times New Roman" w:eastAsia="Times New Roman" w:hAnsi="Times New Roman"/>
+                <w:color w:val="000000"/>
+                <w:sz w:val="18"/>
+              </w:rPr>
+            </w:pPr>
+            <w:r>
+              <w:rPr>
+                <w:rFonts w:ascii="Times New Roman" w:eastAsia="Times New Roman" w:hAnsi="Times New Roman"/>
+                <w:color w:val="000000"/>
+                <w:sz w:val="18"/>
               </w:rPr>
               <w:t>LLM-5.1</w:t>
             </w:r>
@@ -18324,11 +18193,19 @@
             <w:pPr>
               <w:jc w:val="center"/>
               <w:rPr>
-                <w:rFonts w:ascii="Times New Roman" w:hAnsi="Times New Roman" w:cs="Times New Roman"/>
-                <w:sz w:val="18"/>
-                <w:szCs w:val="18"/>
-              </w:rPr>
-            </w:pPr>
+                <w:rFonts w:ascii="Times New Roman" w:eastAsia="Times New Roman" w:hAnsi="Times New Roman"/>
+                <w:color w:val="000000"/>
+                <w:sz w:val="18"/>
+              </w:rPr>
+            </w:pPr>
+            <w:r>
+              <w:rPr>
+                <w:rFonts w:ascii="Times New Roman" w:eastAsia="Times New Roman" w:hAnsi="Times New Roman"/>
+                <w:color w:val="000000"/>
+                <w:sz w:val="18"/>
+              </w:rPr>
+              <w:t>LLM-5.2</w:t>
+            </w:r>
           </w:p>
         </w:tc>
         <w:tc>
@@ -18345,742 +18222,70 @@
             <w:pPr>
               <w:jc w:val="center"/>
               <w:rPr>
-                <w:rFonts w:ascii="Times New Roman" w:hAnsi="Times New Roman" w:cs="Times New Roman"/>
-                <w:sz w:val="18"/>
-                <w:szCs w:val="18"/>
-              </w:rPr>
-            </w:pPr>
-            <w:r>
-              <w:rPr>
-                <w:rFonts w:ascii="Times New Roman" w:hAnsi="Times New Roman" w:cs="Times New Roman"/>
-                <w:sz w:val="18"/>
-                <w:szCs w:val="18"/>
+                <w:rFonts w:ascii="Times New Roman" w:eastAsia="Times New Roman" w:hAnsi="Times New Roman"/>
+                <w:color w:val="000000"/>
+                <w:sz w:val="18"/>
+              </w:rPr>
+            </w:pPr>
+            <w:r>
+              <w:rPr>
+                <w:rFonts w:ascii="Times New Roman" w:eastAsia="Times New Roman" w:hAnsi="Times New Roman"/>
+                <w:color w:val="000000"/>
+                <w:sz w:val="18"/>
               </w:rPr>
               <w:t>Б</w:t>
             </w:r>
           </w:p>
-        </w:tc>
-      </w:tr>
-      <w:tr>
-        <w:trPr>
-          <w:jc w:val="center"/>
-        </w:trPr>
-        <w:tc>
-          <w:tcPr>
-            <w:tcW w:w="2123" w:type="dxa"/>
-            <w:tcMar>
-              <w:top w:w="70" w:type="dxa"/>
-              <w:left w:w="80" w:type="dxa"/>
-              <w:bottom w:w="70" w:type="dxa"/>
-              <w:right w:w="80" w:type="dxa"/>
-            </w:tcMar>
-          </w:tcPr>
-          <w:p>
-            <w:pPr>
-              <w:rPr>
-                <w:rFonts w:ascii="Times New Roman" w:hAnsi="Times New Roman" w:cs="Times New Roman"/>
-                <w:sz w:val="18"/>
-                <w:szCs w:val="18"/>
-              </w:rPr>
-            </w:pPr>
-            <w:r>
-              <w:rPr>
-                <w:rFonts w:ascii="Times New Roman" w:hAnsi="Times New Roman" w:cs="Times New Roman"/>
-                <w:sz w:val="18"/>
-                <w:szCs w:val="18"/>
-              </w:rPr>
-              <w:t>7.3. Мини-проект: проектирование и начало реализации</w:t>
-            </w:r>
-          </w:p>
-        </w:tc>
-        <w:tc>
-          <w:tcPr>
-            <w:tcW w:w="7099" w:type="dxa"/>
-            <w:tcMar>
-              <w:top w:w="70" w:type="dxa"/>
-              <w:left w:w="80" w:type="dxa"/>
-              <w:bottom w:w="70" w:type="dxa"/>
-              <w:right w:w="80" w:type="dxa"/>
-            </w:tcMar>
-          </w:tcPr>
-          <w:p>
-            <w:pPr>
-              <w:rPr>
-                <w:rFonts w:ascii="Times New Roman" w:hAnsi="Times New Roman" w:cs="Times New Roman"/>
-                <w:sz w:val="18"/>
-                <w:szCs w:val="18"/>
-              </w:rPr>
-            </w:pPr>
-            <w:r>
-              <w:rPr>
-                <w:rFonts w:ascii="Times New Roman" w:hAnsi="Times New Roman" w:cs="Times New Roman"/>
-                <w:sz w:val="18"/>
-                <w:szCs w:val="18"/>
-              </w:rPr>
-              <w:t>1. Постановка задачи: разработать консольное Java-приложение, которое:</w:t>
-            </w:r>
-          </w:p>
-          <w:p>
-            <w:pPr>
-              <w:rPr>
-                <w:rFonts w:ascii="Times New Roman" w:hAnsi="Times New Roman" w:cs="Times New Roman"/>
-                <w:sz w:val="18"/>
-                <w:szCs w:val="18"/>
-              </w:rPr>
-            </w:pPr>
-            <w:r>
-              <w:rPr>
-                <w:rFonts w:ascii="Times New Roman" w:hAnsi="Times New Roman" w:cs="Times New Roman"/>
-                <w:sz w:val="18"/>
-                <w:szCs w:val="18"/>
-              </w:rPr>
-              <w:t xml:space="preserve">   - Принимает на вход CSV или JSON-файл с прайс-листом поставщика (поля: артикул, название, категория, цена, валюта, дата, поставщик).</w:t>
-            </w:r>
-          </w:p>
-          <w:p>
-            <w:pPr>
-              <w:rPr>
-                <w:rFonts w:ascii="Times New Roman" w:hAnsi="Times New Roman" w:cs="Times New Roman"/>
-                <w:sz w:val="18"/>
-                <w:szCs w:val="18"/>
-              </w:rPr>
-            </w:pPr>
-            <w:r>
-              <w:rPr>
-                <w:rFonts w:ascii="Times New Roman" w:hAnsi="Times New Roman" w:cs="Times New Roman"/>
-                <w:sz w:val="18"/>
-                <w:szCs w:val="18"/>
-              </w:rPr>
-              <w:t xml:space="preserve">   - Выполняет ETL: очистку (удаление дубликатов), нормализацию (валюта к единому стандарту — RUB по курсу ЦБ на дату), обогащение (добавление категории из справочника).</w:t>
-            </w:r>
-          </w:p>
-          <w:p>
-            <w:pPr>
-              <w:rPr>
-                <w:rFonts w:ascii="Times New Roman" w:hAnsi="Times New Roman" w:cs="Times New Roman"/>
-                <w:sz w:val="18"/>
-                <w:szCs w:val="18"/>
-              </w:rPr>
-            </w:pPr>
-            <w:r>
-              <w:rPr>
-                <w:rFonts w:ascii="Times New Roman" w:hAnsi="Times New Roman" w:cs="Times New Roman"/>
-                <w:sz w:val="18"/>
-                <w:szCs w:val="18"/>
-              </w:rPr>
-              <w:t xml:space="preserve">   - Загружает результат в БД.</w:t>
-            </w:r>
-          </w:p>
-          <w:p>
-            <w:pPr>
-              <w:rPr>
-                <w:rFonts w:ascii="Times New Roman" w:hAnsi="Times New Roman" w:cs="Times New Roman"/>
-                <w:sz w:val="18"/>
-                <w:szCs w:val="18"/>
-              </w:rPr>
-            </w:pPr>
-            <w:r>
-              <w:rPr>
-                <w:rFonts w:ascii="Times New Roman" w:hAnsi="Times New Roman" w:cs="Times New Roman"/>
-                <w:sz w:val="18"/>
-                <w:szCs w:val="18"/>
-              </w:rPr>
-              <w:t xml:space="preserve">   - Поддерживает конкурентную загрузку нескольких файлов (</w:t>
-            </w:r>
-            <w:proofErr w:type="spellStart"/>
-            <w:r>
-              <w:rPr>
-                <w:rFonts w:ascii="Times New Roman" w:hAnsi="Times New Roman" w:cs="Times New Roman"/>
-                <w:sz w:val="18"/>
-                <w:szCs w:val="18"/>
-              </w:rPr>
-              <w:t>ExecutorService</w:t>
-            </w:r>
-            <w:proofErr w:type="spellEnd"/>
-            <w:r>
-              <w:rPr>
-                <w:rFonts w:ascii="Times New Roman" w:hAnsi="Times New Roman" w:cs="Times New Roman"/>
-                <w:sz w:val="18"/>
-                <w:szCs w:val="18"/>
-              </w:rPr>
-              <w:t>).</w:t>
-            </w:r>
-          </w:p>
-          <w:p>
-            <w:pPr>
-              <w:rPr>
-                <w:rFonts w:ascii="Times New Roman" w:hAnsi="Times New Roman" w:cs="Times New Roman"/>
-                <w:sz w:val="18"/>
-                <w:szCs w:val="18"/>
-              </w:rPr>
-            </w:pPr>
-            <w:r>
-              <w:rPr>
-                <w:rFonts w:ascii="Times New Roman" w:hAnsi="Times New Roman" w:cs="Times New Roman"/>
-                <w:sz w:val="18"/>
-                <w:szCs w:val="18"/>
-              </w:rPr>
-              <w:t xml:space="preserve">2. На этом занятии: распределение ролей, проектирование архитектуры (диаграмма классов), соглашение об интерфейсах между модулями. Инициализация </w:t>
-            </w:r>
-            <w:proofErr w:type="spellStart"/>
-            <w:r>
-              <w:rPr>
-                <w:rFonts w:ascii="Times New Roman" w:hAnsi="Times New Roman" w:cs="Times New Roman"/>
-                <w:sz w:val="18"/>
-                <w:szCs w:val="18"/>
-              </w:rPr>
-              <w:t>Git</w:t>
-            </w:r>
-            <w:proofErr w:type="spellEnd"/>
-            <w:r>
-              <w:rPr>
-                <w:rFonts w:ascii="Times New Roman" w:hAnsi="Times New Roman" w:cs="Times New Roman"/>
-                <w:sz w:val="18"/>
-                <w:szCs w:val="18"/>
-              </w:rPr>
-              <w:t xml:space="preserve">-репозитория, настройка </w:t>
-            </w:r>
-            <w:proofErr w:type="spellStart"/>
-            <w:r>
-              <w:rPr>
-                <w:rFonts w:ascii="Times New Roman" w:hAnsi="Times New Roman" w:cs="Times New Roman"/>
-                <w:sz w:val="18"/>
-                <w:szCs w:val="18"/>
-              </w:rPr>
-              <w:t>Maven</w:t>
-            </w:r>
-            <w:proofErr w:type="spellEnd"/>
-            <w:r>
-              <w:rPr>
-                <w:rFonts w:ascii="Times New Roman" w:hAnsi="Times New Roman" w:cs="Times New Roman"/>
-                <w:sz w:val="18"/>
-                <w:szCs w:val="18"/>
-              </w:rPr>
-              <w:t>/</w:t>
-            </w:r>
-            <w:proofErr w:type="spellStart"/>
-            <w:r>
-              <w:rPr>
-                <w:rFonts w:ascii="Times New Roman" w:hAnsi="Times New Roman" w:cs="Times New Roman"/>
-                <w:sz w:val="18"/>
-                <w:szCs w:val="18"/>
-              </w:rPr>
-              <w:t>Gradle</w:t>
-            </w:r>
-            <w:proofErr w:type="spellEnd"/>
-            <w:r>
-              <w:rPr>
-                <w:rFonts w:ascii="Times New Roman" w:hAnsi="Times New Roman" w:cs="Times New Roman"/>
-                <w:sz w:val="18"/>
-                <w:szCs w:val="18"/>
-              </w:rPr>
-              <w:t>, подключение зависимостей.</w:t>
-            </w:r>
-          </w:p>
-        </w:tc>
-        <w:tc>
-          <w:tcPr>
-            <w:tcW w:w="1104" w:type="dxa"/>
-            <w:tcMar>
-              <w:top w:w="70" w:type="dxa"/>
-              <w:left w:w="80" w:type="dxa"/>
-              <w:bottom w:w="70" w:type="dxa"/>
-              <w:right w:w="80" w:type="dxa"/>
-            </w:tcMar>
-          </w:tcPr>
-          <w:p>
-            <w:pPr>
-              <w:jc w:val="center"/>
-              <w:rPr>
-                <w:rFonts w:ascii="Times New Roman" w:hAnsi="Times New Roman" w:cs="Times New Roman"/>
-                <w:sz w:val="18"/>
-                <w:szCs w:val="18"/>
-              </w:rPr>
-            </w:pPr>
-            <w:r>
-              <w:rPr>
-                <w:rFonts w:ascii="Times New Roman" w:hAnsi="Times New Roman" w:cs="Times New Roman"/>
-                <w:sz w:val="18"/>
-                <w:szCs w:val="18"/>
-              </w:rPr>
-              <w:t>П</w:t>
-            </w:r>
-          </w:p>
-        </w:tc>
-        <w:tc>
-          <w:tcPr>
-            <w:tcW w:w="864" w:type="dxa"/>
-            <w:tcMar>
-              <w:top w:w="70" w:type="dxa"/>
-              <w:left w:w="80" w:type="dxa"/>
-              <w:bottom w:w="70" w:type="dxa"/>
-              <w:right w:w="80" w:type="dxa"/>
-            </w:tcMar>
-          </w:tcPr>
-          <w:p>
-            <w:pPr>
-              <w:jc w:val="center"/>
-              <w:rPr>
-                <w:rFonts w:ascii="Times New Roman" w:hAnsi="Times New Roman" w:cs="Times New Roman"/>
-                <w:sz w:val="18"/>
-                <w:szCs w:val="18"/>
-              </w:rPr>
-            </w:pPr>
-            <w:r>
-              <w:rPr>
-                <w:rFonts w:ascii="Times New Roman" w:hAnsi="Times New Roman" w:cs="Times New Roman"/>
-                <w:sz w:val="18"/>
-                <w:szCs w:val="18"/>
-              </w:rPr>
-              <w:t>2</w:t>
-            </w:r>
-          </w:p>
-        </w:tc>
-        <w:tc>
-          <w:tcPr>
-            <w:tcW w:w="1443" w:type="dxa"/>
-            <w:tcMar>
-              <w:top w:w="70" w:type="dxa"/>
-              <w:left w:w="80" w:type="dxa"/>
-              <w:bottom w:w="70" w:type="dxa"/>
-              <w:right w:w="80" w:type="dxa"/>
-            </w:tcMar>
-          </w:tcPr>
-          <w:p>
-            <w:pPr>
-              <w:jc w:val="center"/>
-              <w:rPr>
-                <w:rFonts w:ascii="Times New Roman" w:hAnsi="Times New Roman" w:cs="Times New Roman"/>
-                <w:sz w:val="18"/>
-                <w:szCs w:val="18"/>
-              </w:rPr>
-            </w:pPr>
-            <w:r>
-              <w:rPr>
-                <w:rFonts w:ascii="Times New Roman" w:eastAsia="Times New Roman" w:hAnsi="Times New Roman" w:cs="Times New Roman"/>
+          <w:p>
+            <w:pPr>
+              <w:jc w:val="center"/>
+              <w:rPr>
+                <w:rFonts w:ascii="Times New Roman" w:eastAsia="Times New Roman" w:hAnsi="Times New Roman"/>
                 <w:color w:val="000000"/>
                 <w:sz w:val="18"/>
-                <w:szCs w:val="18"/>
-                <w:lang w:eastAsia="ru-RU"/>
-              </w:rPr>
-              <w:t>LLM-5</w:t>
-            </w:r>
-          </w:p>
-        </w:tc>
-        <w:tc>
-          <w:tcPr>
-            <w:tcW w:w="1228" w:type="dxa"/>
-            <w:tcMar>
-              <w:top w:w="70" w:type="dxa"/>
-              <w:left w:w="80" w:type="dxa"/>
-              <w:bottom w:w="70" w:type="dxa"/>
-              <w:right w:w="80" w:type="dxa"/>
-            </w:tcMar>
-          </w:tcPr>
-          <w:p>
-            <w:pPr>
-              <w:jc w:val="center"/>
-              <w:rPr>
-                <w:rFonts w:ascii="Times New Roman" w:eastAsia="Times New Roman" w:hAnsi="Times New Roman" w:cs="Times New Roman"/>
+              </w:rPr>
+            </w:pPr>
+            <w:r>
+              <w:rPr>
+                <w:rFonts w:ascii="Times New Roman" w:eastAsia="Times New Roman" w:hAnsi="Times New Roman"/>
                 <w:color w:val="000000"/>
                 <w:sz w:val="18"/>
-                <w:szCs w:val="18"/>
-                <w:lang w:eastAsia="ru-RU"/>
-              </w:rPr>
-            </w:pPr>
-            <w:r>
-              <w:rPr>
-                <w:rFonts w:ascii="Times New Roman" w:eastAsia="Times New Roman" w:hAnsi="Times New Roman" w:cs="Times New Roman"/>
+              </w:rPr>
+              <w:t>Б</w:t>
+            </w:r>
+          </w:p>
+          <w:p>
+            <w:pPr>
+              <w:jc w:val="center"/>
+              <w:rPr>
+                <w:rFonts w:ascii="Times New Roman" w:eastAsia="Times New Roman" w:hAnsi="Times New Roman"/>
                 <w:color w:val="000000"/>
                 <w:sz w:val="18"/>
-                <w:szCs w:val="18"/>
-                <w:lang w:eastAsia="ru-RU"/>
-              </w:rPr>
-              <w:t>LLM-5.</w:t>
-            </w:r>
-            <w:r>
-              <w:rPr>
-                <w:rFonts w:ascii="Times New Roman" w:eastAsia="Times New Roman" w:hAnsi="Times New Roman" w:cs="Times New Roman"/>
+              </w:rPr>
+            </w:pPr>
+            <w:r>
+              <w:rPr>
+                <w:rFonts w:ascii="Times New Roman" w:eastAsia="Times New Roman" w:hAnsi="Times New Roman"/>
                 <w:color w:val="000000"/>
                 <w:sz w:val="18"/>
-                <w:szCs w:val="18"/>
-                <w:lang w:eastAsia="ru-RU"/>
-              </w:rPr>
-              <w:t>2</w:t>
-            </w:r>
-          </w:p>
-          <w:p>
-            <w:pPr>
-              <w:jc w:val="center"/>
-              <w:rPr>
-                <w:rFonts w:ascii="Times New Roman" w:hAnsi="Times New Roman" w:cs="Times New Roman"/>
-                <w:sz w:val="18"/>
-                <w:szCs w:val="18"/>
-              </w:rPr>
-            </w:pPr>
-          </w:p>
-        </w:tc>
-        <w:tc>
-          <w:tcPr>
-            <w:tcW w:w="992" w:type="dxa"/>
-            <w:tcMar>
-              <w:top w:w="70" w:type="dxa"/>
-              <w:left w:w="80" w:type="dxa"/>
-              <w:bottom w:w="70" w:type="dxa"/>
-              <w:right w:w="80" w:type="dxa"/>
-            </w:tcMar>
-          </w:tcPr>
-          <w:p>
-            <w:pPr>
-              <w:jc w:val="center"/>
-              <w:rPr>
-                <w:rFonts w:ascii="Times New Roman" w:hAnsi="Times New Roman" w:cs="Times New Roman"/>
-                <w:sz w:val="18"/>
-                <w:szCs w:val="18"/>
-              </w:rPr>
-            </w:pPr>
-            <w:r>
-              <w:rPr>
-                <w:rFonts w:ascii="Times New Roman" w:hAnsi="Times New Roman" w:cs="Times New Roman"/>
-                <w:sz w:val="18"/>
-                <w:szCs w:val="18"/>
               </w:rPr>
               <w:t>Б</w:t>
             </w:r>
           </w:p>
-        </w:tc>
-      </w:tr>
-      <w:tr>
-        <w:trPr>
-          <w:jc w:val="center"/>
-        </w:trPr>
-        <w:tc>
-          <w:tcPr>
-            <w:tcW w:w="2123" w:type="dxa"/>
-            <w:tcMar>
-              <w:top w:w="70" w:type="dxa"/>
-              <w:left w:w="80" w:type="dxa"/>
-              <w:bottom w:w="70" w:type="dxa"/>
-              <w:right w:w="80" w:type="dxa"/>
-            </w:tcMar>
-          </w:tcPr>
-          <w:p>
-            <w:pPr>
-              <w:rPr>
-                <w:rFonts w:ascii="Times New Roman" w:hAnsi="Times New Roman" w:cs="Times New Roman"/>
-                <w:sz w:val="18"/>
-                <w:szCs w:val="18"/>
-              </w:rPr>
-            </w:pPr>
-            <w:r>
-              <w:rPr>
-                <w:rFonts w:ascii="Times New Roman" w:hAnsi="Times New Roman" w:cs="Times New Roman"/>
-                <w:sz w:val="18"/>
-                <w:szCs w:val="18"/>
-              </w:rPr>
-              <w:t>7.4. Мини-проект: реализация, тестирование и защита</w:t>
-            </w:r>
-          </w:p>
-        </w:tc>
-        <w:tc>
-          <w:tcPr>
-            <w:tcW w:w="7099" w:type="dxa"/>
-            <w:tcMar>
-              <w:top w:w="70" w:type="dxa"/>
-              <w:left w:w="80" w:type="dxa"/>
-              <w:bottom w:w="70" w:type="dxa"/>
-              <w:right w:w="80" w:type="dxa"/>
-            </w:tcMar>
-          </w:tcPr>
-          <w:p>
-            <w:pPr>
-              <w:rPr>
-                <w:rFonts w:ascii="Times New Roman" w:hAnsi="Times New Roman" w:cs="Times New Roman"/>
-                <w:sz w:val="18"/>
-                <w:szCs w:val="18"/>
-              </w:rPr>
-            </w:pPr>
-            <w:r>
-              <w:rPr>
-                <w:rFonts w:ascii="Times New Roman" w:hAnsi="Times New Roman" w:cs="Times New Roman"/>
-                <w:sz w:val="18"/>
-                <w:szCs w:val="18"/>
-              </w:rPr>
-              <w:t>1. Завершить реализацию всех модулей согласно архитектуре.</w:t>
-            </w:r>
-          </w:p>
-          <w:p>
-            <w:pPr>
-              <w:rPr>
-                <w:rFonts w:ascii="Times New Roman" w:hAnsi="Times New Roman" w:cs="Times New Roman"/>
-                <w:sz w:val="18"/>
-                <w:szCs w:val="18"/>
-              </w:rPr>
-            </w:pPr>
-            <w:r>
-              <w:rPr>
-                <w:rFonts w:ascii="Times New Roman" w:hAnsi="Times New Roman" w:cs="Times New Roman"/>
-                <w:sz w:val="18"/>
-                <w:szCs w:val="18"/>
-              </w:rPr>
-              <w:t>2. Интегрировать модули, провести сквозное тестирование на тестовых данных (не менее 3 файлов разных форматов с разными валютами и заведомо некорректными записями).</w:t>
-            </w:r>
-          </w:p>
-          <w:p>
-            <w:pPr>
-              <w:rPr>
-                <w:rFonts w:ascii="Times New Roman" w:hAnsi="Times New Roman" w:cs="Times New Roman"/>
-                <w:sz w:val="18"/>
-                <w:szCs w:val="18"/>
-              </w:rPr>
-            </w:pPr>
-            <w:r>
-              <w:rPr>
-                <w:rFonts w:ascii="Times New Roman" w:hAnsi="Times New Roman" w:cs="Times New Roman"/>
-                <w:sz w:val="18"/>
-                <w:szCs w:val="18"/>
-              </w:rPr>
-              <w:t xml:space="preserve">3. Подготовить README с описанием архитектуры, инструкцией по запуску и документированными </w:t>
-            </w:r>
-            <w:proofErr w:type="spellStart"/>
-            <w:r>
-              <w:rPr>
-                <w:rFonts w:ascii="Times New Roman" w:hAnsi="Times New Roman" w:cs="Times New Roman"/>
-                <w:sz w:val="18"/>
-                <w:szCs w:val="18"/>
-              </w:rPr>
-              <w:t>промптами</w:t>
-            </w:r>
-            <w:proofErr w:type="spellEnd"/>
-            <w:r>
-              <w:rPr>
-                <w:rFonts w:ascii="Times New Roman" w:hAnsi="Times New Roman" w:cs="Times New Roman"/>
-                <w:sz w:val="18"/>
-                <w:szCs w:val="18"/>
-              </w:rPr>
-              <w:t xml:space="preserve"> ИИ.</w:t>
-            </w:r>
-          </w:p>
-          <w:p>
-            <w:pPr>
-              <w:rPr>
-                <w:rFonts w:ascii="Times New Roman" w:hAnsi="Times New Roman" w:cs="Times New Roman"/>
-                <w:sz w:val="18"/>
-                <w:szCs w:val="18"/>
-              </w:rPr>
-            </w:pPr>
-            <w:r>
-              <w:rPr>
-                <w:rFonts w:ascii="Times New Roman" w:hAnsi="Times New Roman" w:cs="Times New Roman"/>
-                <w:sz w:val="18"/>
-                <w:szCs w:val="18"/>
-              </w:rPr>
-              <w:t>4. Защита: каждая команда проводит живую демонстрацию — запуск приложения на тестовых данных, демонстрация результатов в БД, ответы на вопросы. Оценивается: корректность ETL, стабильность при конкурентной загрузке, качество кода (</w:t>
-            </w:r>
-            <w:proofErr w:type="spellStart"/>
-            <w:r>
-              <w:rPr>
-                <w:rFonts w:ascii="Times New Roman" w:hAnsi="Times New Roman" w:cs="Times New Roman"/>
-                <w:sz w:val="18"/>
-                <w:szCs w:val="18"/>
-              </w:rPr>
-              <w:t>code</w:t>
-            </w:r>
-            <w:proofErr w:type="spellEnd"/>
-            <w:r>
-              <w:rPr>
-                <w:rFonts w:ascii="Times New Roman" w:hAnsi="Times New Roman" w:cs="Times New Roman"/>
-                <w:sz w:val="18"/>
-                <w:szCs w:val="18"/>
-              </w:rPr>
-              <w:t xml:space="preserve"> </w:t>
-            </w:r>
-            <w:proofErr w:type="spellStart"/>
-            <w:r>
-              <w:rPr>
-                <w:rFonts w:ascii="Times New Roman" w:hAnsi="Times New Roman" w:cs="Times New Roman"/>
-                <w:sz w:val="18"/>
-                <w:szCs w:val="18"/>
-              </w:rPr>
-              <w:t>review</w:t>
-            </w:r>
-            <w:proofErr w:type="spellEnd"/>
-            <w:r>
-              <w:rPr>
-                <w:rFonts w:ascii="Times New Roman" w:hAnsi="Times New Roman" w:cs="Times New Roman"/>
-                <w:sz w:val="18"/>
-                <w:szCs w:val="18"/>
-              </w:rPr>
-              <w:t xml:space="preserve"> преподавателем), полнота документации.</w:t>
-            </w:r>
-          </w:p>
-        </w:tc>
-        <w:tc>
-          <w:tcPr>
-            <w:tcW w:w="1104" w:type="dxa"/>
-            <w:tcMar>
-              <w:top w:w="70" w:type="dxa"/>
-              <w:left w:w="80" w:type="dxa"/>
-              <w:bottom w:w="70" w:type="dxa"/>
-              <w:right w:w="80" w:type="dxa"/>
-            </w:tcMar>
-          </w:tcPr>
-          <w:p>
-            <w:pPr>
-              <w:jc w:val="center"/>
-              <w:rPr>
-                <w:rFonts w:ascii="Times New Roman" w:hAnsi="Times New Roman" w:cs="Times New Roman"/>
-                <w:sz w:val="18"/>
-                <w:szCs w:val="18"/>
-              </w:rPr>
-            </w:pPr>
-            <w:r>
-              <w:rPr>
-                <w:rFonts w:ascii="Times New Roman" w:hAnsi="Times New Roman" w:cs="Times New Roman"/>
-                <w:sz w:val="18"/>
-                <w:szCs w:val="18"/>
-              </w:rPr>
-              <w:t>П</w:t>
-            </w:r>
-          </w:p>
-        </w:tc>
-        <w:tc>
-          <w:tcPr>
-            <w:tcW w:w="864" w:type="dxa"/>
-            <w:tcMar>
-              <w:top w:w="70" w:type="dxa"/>
-              <w:left w:w="80" w:type="dxa"/>
-              <w:bottom w:w="70" w:type="dxa"/>
-              <w:right w:w="80" w:type="dxa"/>
-            </w:tcMar>
-          </w:tcPr>
-          <w:p>
-            <w:pPr>
-              <w:jc w:val="center"/>
-              <w:rPr>
-                <w:rFonts w:ascii="Times New Roman" w:hAnsi="Times New Roman" w:cs="Times New Roman"/>
-                <w:sz w:val="18"/>
-                <w:szCs w:val="18"/>
-              </w:rPr>
-            </w:pPr>
-            <w:r>
-              <w:rPr>
-                <w:rFonts w:ascii="Times New Roman" w:hAnsi="Times New Roman" w:cs="Times New Roman"/>
-                <w:sz w:val="18"/>
-                <w:szCs w:val="18"/>
-              </w:rPr>
-              <w:t>2</w:t>
-            </w:r>
-          </w:p>
-        </w:tc>
-        <w:tc>
-          <w:tcPr>
-            <w:tcW w:w="1443" w:type="dxa"/>
-            <w:tcMar>
-              <w:top w:w="70" w:type="dxa"/>
-              <w:left w:w="80" w:type="dxa"/>
-              <w:bottom w:w="70" w:type="dxa"/>
-              <w:right w:w="80" w:type="dxa"/>
-            </w:tcMar>
-          </w:tcPr>
-          <w:p>
-            <w:pPr>
-              <w:jc w:val="center"/>
-              <w:rPr>
-                <w:rFonts w:ascii="Times New Roman" w:hAnsi="Times New Roman" w:cs="Times New Roman"/>
-                <w:sz w:val="18"/>
-                <w:szCs w:val="18"/>
-              </w:rPr>
-            </w:pPr>
-            <w:r>
-              <w:rPr>
-                <w:rFonts w:ascii="Times New Roman" w:eastAsia="Times New Roman" w:hAnsi="Times New Roman" w:cs="Times New Roman"/>
+          <w:p>
+            <w:pPr>
+              <w:jc w:val="center"/>
+              <w:rPr>
+                <w:rFonts w:ascii="Times New Roman" w:eastAsia="Times New Roman" w:hAnsi="Times New Roman"/>
                 <w:color w:val="000000"/>
                 <w:sz w:val="18"/>
-                <w:szCs w:val="18"/>
-                <w:lang w:eastAsia="ru-RU"/>
-              </w:rPr>
-              <w:t>LLM-5</w:t>
-            </w:r>
-          </w:p>
-        </w:tc>
-        <w:tc>
-          <w:tcPr>
-            <w:tcW w:w="1228" w:type="dxa"/>
-            <w:tcMar>
-              <w:top w:w="70" w:type="dxa"/>
-              <w:left w:w="80" w:type="dxa"/>
-              <w:bottom w:w="70" w:type="dxa"/>
-              <w:right w:w="80" w:type="dxa"/>
-            </w:tcMar>
-          </w:tcPr>
-          <w:p>
-            <w:pPr>
-              <w:jc w:val="center"/>
-              <w:rPr>
-                <w:rFonts w:ascii="Times New Roman" w:eastAsia="Times New Roman" w:hAnsi="Times New Roman" w:cs="Times New Roman"/>
+              </w:rPr>
+            </w:pPr>
+            <w:r>
+              <w:rPr>
+                <w:rFonts w:ascii="Times New Roman" w:eastAsia="Times New Roman" w:hAnsi="Times New Roman"/>
                 <w:color w:val="000000"/>
                 <w:sz w:val="18"/>
-                <w:szCs w:val="18"/>
-                <w:lang w:eastAsia="ru-RU"/>
-              </w:rPr>
-            </w:pPr>
-            <w:r>
-              <w:rPr>
-                <w:rFonts w:ascii="Times New Roman" w:eastAsia="Times New Roman" w:hAnsi="Times New Roman" w:cs="Times New Roman"/>
-                <w:color w:val="000000"/>
-                <w:sz w:val="18"/>
-                <w:szCs w:val="18"/>
-                <w:lang w:eastAsia="ru-RU"/>
-              </w:rPr>
-              <w:t>LLM-5.</w:t>
-            </w:r>
-            <w:r>
-              <w:rPr>
-                <w:rFonts w:ascii="Times New Roman" w:eastAsia="Times New Roman" w:hAnsi="Times New Roman" w:cs="Times New Roman"/>
-                <w:color w:val="000000"/>
-                <w:sz w:val="18"/>
-                <w:szCs w:val="18"/>
-                <w:lang w:eastAsia="ru-RU"/>
-              </w:rPr>
-              <w:t>2</w:t>
-            </w:r>
-          </w:p>
-          <w:p>
-            <w:pPr>
-              <w:jc w:val="center"/>
-              <w:rPr>
-                <w:rFonts w:ascii="Times New Roman" w:hAnsi="Times New Roman" w:cs="Times New Roman"/>
-                <w:sz w:val="18"/>
-                <w:szCs w:val="18"/>
-              </w:rPr>
-            </w:pPr>
-          </w:p>
-        </w:tc>
-        <w:tc>
-          <w:tcPr>
-            <w:tcW w:w="992" w:type="dxa"/>
-            <w:tcMar>
-              <w:top w:w="70" w:type="dxa"/>
-              <w:left w:w="80" w:type="dxa"/>
-              <w:bottom w:w="70" w:type="dxa"/>
-              <w:right w:w="80" w:type="dxa"/>
-            </w:tcMar>
-          </w:tcPr>
-          <w:p>
-            <w:pPr>
-              <w:jc w:val="center"/>
-              <w:rPr>
-                <w:rFonts w:ascii="Times New Roman" w:hAnsi="Times New Roman" w:cs="Times New Roman"/>
-                <w:sz w:val="18"/>
-                <w:szCs w:val="18"/>
-              </w:rPr>
-            </w:pPr>
-            <w:r>
-              <w:rPr>
-                <w:rFonts w:ascii="Times New Roman" w:hAnsi="Times New Roman" w:cs="Times New Roman"/>
-                <w:sz w:val="18"/>
-                <w:szCs w:val="18"/>
               </w:rPr>
               <w:t>Б</w:t>
             </w:r>
